--- a/06_산출물_문서/2계층_절차서/QP-903_내부심사_관리.docx
+++ b/06_산출물_문서/2계층_절차서/QP-903_내부심사_관리.docx
@@ -270,11 +270,11 @@
     </w:p>
     <w:tbl>
       <w:tblPr>
-        <w:tblW w:w="8788" w:type="dxa"/>
         <w:tblCellMar>
           <w:left w:w="108" w:type="dxa"/>
           <w:right w:w="108" w:type="dxa"/>
         </w:tblCellMar>
+        <w:tblW w:w="8788" w:type="dxa"/>
         <w:tblBorders>
           <w:top w:val="single" w:sz="4" w:color="2E74B5" w:space="0"/>
           <w:left w:val="single" w:sz="4" w:color="2E74B5" w:space="0"/>
@@ -294,13 +294,13 @@
         <w:tc>
           <w:tcPr>
             <w:tcW w:w="1500" w:type="dxa"/>
-            <w:shd w:val="clear" w:color="auto" w:fill="D9D9D9"/>
-            <w:tcMar>
-              <w:top w:w="60" w:type="dxa"/>
-              <w:left w:w="120" w:type="dxa"/>
-              <w:bottom w:w="60" w:type="dxa"/>
-              <w:right w:w="120" w:type="dxa"/>
-            </w:tcMar>
+            <w:tcMar>
+              <w:top w:w="60" w:type="dxa"/>
+              <w:left w:w="120" w:type="dxa"/>
+              <w:bottom w:w="60" w:type="dxa"/>
+              <w:right w:w="120" w:type="dxa"/>
+            </w:tcMar>
+            <w:shd w:val="clear" w:color="auto" w:fill="DEEAF1"/>
           </w:tcPr>
           <w:p>
             <w:pPr>
@@ -320,13 +320,13 @@
         <w:tc>
           <w:tcPr>
             <w:tcW w:w="2800" w:type="dxa"/>
-            <w:shd w:val="clear" w:color="auto" w:fill="D9D9D9"/>
-            <w:tcMar>
-              <w:top w:w="60" w:type="dxa"/>
-              <w:left w:w="120" w:type="dxa"/>
-              <w:bottom w:w="60" w:type="dxa"/>
-              <w:right w:w="120" w:type="dxa"/>
-            </w:tcMar>
+            <w:tcMar>
+              <w:top w:w="60" w:type="dxa"/>
+              <w:left w:w="120" w:type="dxa"/>
+              <w:bottom w:w="60" w:type="dxa"/>
+              <w:right w:w="120" w:type="dxa"/>
+            </w:tcMar>
+            <w:shd w:val="clear" w:color="auto" w:fill="DEEAF1"/>
           </w:tcPr>
           <w:p>
             <w:pPr>
@@ -346,13 +346,13 @@
         <w:tc>
           <w:tcPr>
             <w:tcW w:w="2000" w:type="dxa"/>
-            <w:shd w:val="clear" w:color="auto" w:fill="D9D9D9"/>
-            <w:tcMar>
-              <w:top w:w="60" w:type="dxa"/>
-              <w:left w:w="120" w:type="dxa"/>
-              <w:bottom w:w="60" w:type="dxa"/>
-              <w:right w:w="120" w:type="dxa"/>
-            </w:tcMar>
+            <w:tcMar>
+              <w:top w:w="60" w:type="dxa"/>
+              <w:left w:w="120" w:type="dxa"/>
+              <w:bottom w:w="60" w:type="dxa"/>
+              <w:right w:w="120" w:type="dxa"/>
+            </w:tcMar>
+            <w:shd w:val="clear" w:color="auto" w:fill="DEEAF1"/>
           </w:tcPr>
           <w:p>
             <w:pPr>
@@ -372,13 +372,13 @@
         <w:tc>
           <w:tcPr>
             <w:tcW w:w="2488" w:type="dxa"/>
-            <w:shd w:val="clear" w:color="auto" w:fill="D9D9D9"/>
-            <w:tcMar>
-              <w:top w:w="60" w:type="dxa"/>
-              <w:left w:w="120" w:type="dxa"/>
-              <w:bottom w:w="60" w:type="dxa"/>
-              <w:right w:w="120" w:type="dxa"/>
-            </w:tcMar>
+            <w:tcMar>
+              <w:top w:w="60" w:type="dxa"/>
+              <w:left w:w="120" w:type="dxa"/>
+              <w:bottom w:w="60" w:type="dxa"/>
+              <w:right w:w="120" w:type="dxa"/>
+            </w:tcMar>
+            <w:shd w:val="clear" w:color="auto" w:fill="DEEAF1"/>
           </w:tcPr>
           <w:p>
             <w:pPr>
@@ -1161,7 +1161,7 @@
         </w:trPr>
         <w:tc>
           <w:tcPr>
-            <w:tcW w:w="2460" w:type="dxa"/>
+            <w:tcW w:w="2138" w:type="dxa"/>
             <w:tcMar>
               <w:top w:w="60" w:type="dxa"/>
               <w:left w:w="120" w:type="dxa"/>
@@ -1182,7 +1182,7 @@
         </w:tc>
         <w:tc>
           <w:tcPr>
-            <w:tcW w:w="6328" w:type="dxa"/>
+            <w:tcW w:w="6650" w:type="dxa"/>
             <w:tcMar>
               <w:top w:w="60" w:type="dxa"/>
               <w:left w:w="120" w:type="dxa"/>
@@ -1204,9 +1204,7 @@
       </w:tr>
       <w:tr>
         <w:tc>
-          <w:tcPr>
-            <w:tcW w:w="2460" w:type="dxa"/>
-          </w:tcPr>
+          <w:tcPr/>
           <w:p>
             <w:pPr>
               <w:pStyle w:val="Compact"/>
@@ -1218,7 +1216,7 @@
         </w:tc>
         <w:tc>
           <w:tcPr>
-            <w:tcW w:w="6328" w:type="dxa"/>
+            <w:tcW w:w="6650" w:type="dxa"/>
             <w:tcMar>
               <w:top w:w="60" w:type="dxa"/>
               <w:left w:w="120" w:type="dxa"/>
@@ -1251,6 +1249,7 @@
         </w:tc>
         <w:tc>
           <w:tcPr>
+            <w:tcW w:w="6650" w:type="dxa"/>
             <w:tcMar>
               <w:top w:w="60" w:type="dxa"/>
               <w:left w:w="120" w:type="dxa"/>
@@ -1282,9 +1281,7 @@
           </w:p>
         </w:tc>
         <w:tc>
-          <w:tcPr>
-            <w:tcW w:w="6328" w:type="dxa"/>
-          </w:tcPr>
+          <w:tcPr/>
           <w:p>
             <w:pPr>
               <w:pStyle w:val="Compact"/>
@@ -1297,19 +1294,10 @@
       </w:tr>
       <w:tr>
         <w:tc>
-          <w:tcPr>
-            <w:tcW w:w="2460" w:type="dxa"/>
-            <w:tcMar>
-              <w:top w:w="60" w:type="dxa"/>
-              <w:left w:w="120" w:type="dxa"/>
-              <w:bottom w:w="60" w:type="dxa"/>
-              <w:right w:w="120" w:type="dxa"/>
-            </w:tcMar>
-          </w:tcPr>
-          <w:p>
-            <w:pPr>
-              <w:pStyle w:val="Compact"/>
-              <w:wordWrap w:val="1"/>
+          <w:tcPr/>
+          <w:p>
+            <w:pPr>
+              <w:pStyle w:val="Compact"/>
             </w:pPr>
             <w:r>
               <w:t xml:space="preserve">공급자 심사</w:t>
@@ -1318,6 +1306,7 @@
         </w:tc>
         <w:tc>
           <w:tcPr>
+            <w:tcW w:w="6650" w:type="dxa"/>
             <w:tcMar>
               <w:top w:w="60" w:type="dxa"/>
               <w:left w:w="120" w:type="dxa"/>
@@ -1371,7 +1360,7 @@
         </w:trPr>
         <w:tc>
           <w:tcPr>
-            <w:tcW w:w="2460" w:type="dxa"/>
+            <w:tcW w:w="2436" w:type="dxa"/>
             <w:tcMar>
               <w:top w:w="60" w:type="dxa"/>
               <w:left w:w="120" w:type="dxa"/>
@@ -1392,7 +1381,7 @@
         </w:tc>
         <w:tc>
           <w:tcPr>
-            <w:tcW w:w="6328" w:type="dxa"/>
+            <w:tcW w:w="6352" w:type="dxa"/>
             <w:tcMar>
               <w:top w:w="60" w:type="dxa"/>
               <w:left w:w="120" w:type="dxa"/>
@@ -1414,9 +1403,7 @@
       </w:tr>
       <w:tr>
         <w:tc>
-          <w:tcPr>
-            <w:tcW w:w="2460" w:type="dxa"/>
-          </w:tcPr>
+          <w:tcPr/>
           <w:p>
             <w:pPr>
               <w:pStyle w:val="Compact"/>
@@ -1428,7 +1415,7 @@
         </w:tc>
         <w:tc>
           <w:tcPr>
-            <w:tcW w:w="6328" w:type="dxa"/>
+            <w:tcW w:w="6352" w:type="dxa"/>
             <w:tcMar>
               <w:top w:w="60" w:type="dxa"/>
               <w:left w:w="120" w:type="dxa"/>
@@ -1461,6 +1448,7 @@
         </w:tc>
         <w:tc>
           <w:tcPr>
+            <w:tcW w:w="6352" w:type="dxa"/>
             <w:tcMar>
               <w:top w:w="60" w:type="dxa"/>
               <w:left w:w="120" w:type="dxa"/>
@@ -1492,9 +1480,7 @@
           </w:p>
         </w:tc>
         <w:tc>
-          <w:tcPr>
-            <w:tcW w:w="6328" w:type="dxa"/>
-          </w:tcPr>
+          <w:tcPr/>
           <w:p>
             <w:pPr>
               <w:pStyle w:val="Compact"/>
@@ -1507,19 +1493,10 @@
       </w:tr>
       <w:tr>
         <w:tc>
-          <w:tcPr>
-            <w:tcW w:w="2460" w:type="dxa"/>
-            <w:tcMar>
-              <w:top w:w="60" w:type="dxa"/>
-              <w:left w:w="120" w:type="dxa"/>
-              <w:bottom w:w="60" w:type="dxa"/>
-              <w:right w:w="120" w:type="dxa"/>
-            </w:tcMar>
-          </w:tcPr>
-          <w:p>
-            <w:pPr>
-              <w:pStyle w:val="Compact"/>
-              <w:wordWrap w:val="1"/>
+          <w:tcPr/>
+          <w:p>
+            <w:pPr>
+              <w:pStyle w:val="Compact"/>
             </w:pPr>
             <w:r>
               <w:t xml:space="preserve">AS9101 Rev F</w:t>
@@ -1527,10 +1504,19 @@
           </w:p>
         </w:tc>
         <w:tc>
-          <w:tcPr/>
-          <w:p>
-            <w:pPr>
-              <w:pStyle w:val="Compact"/>
+          <w:tcPr>
+            <w:tcW w:w="6352" w:type="dxa"/>
+            <w:tcMar>
+              <w:top w:w="60" w:type="dxa"/>
+              <w:left w:w="120" w:type="dxa"/>
+              <w:bottom w:w="60" w:type="dxa"/>
+              <w:right w:w="120" w:type="dxa"/>
+            </w:tcMar>
+          </w:tcPr>
+          <w:p>
+            <w:pPr>
+              <w:pStyle w:val="Compact"/>
+              <w:wordWrap w:val="1"/>
             </w:pPr>
             <w:r>
               <w:t xml:space="preserve">품질경영시스템 심사 요구사항 (PEAR 체크리스트 참조)</w:t>
@@ -1564,18 +1550,10 @@
       </w:tr>
       <w:tr>
         <w:tc>
-          <w:tcPr>
-            <w:tcMar>
-              <w:top w:w="60" w:type="dxa"/>
-              <w:left w:w="120" w:type="dxa"/>
-              <w:bottom w:w="60" w:type="dxa"/>
-              <w:right w:w="120" w:type="dxa"/>
-            </w:tcMar>
-          </w:tcPr>
-          <w:p>
-            <w:pPr>
-              <w:pStyle w:val="Compact"/>
-              <w:wordWrap w:val="1"/>
+          <w:tcPr/>
+          <w:p>
+            <w:pPr>
+              <w:pStyle w:val="Compact"/>
             </w:pPr>
             <w:r>
               <w:t xml:space="preserve">QP-1001</w:t>
@@ -1583,18 +1561,10 @@
           </w:p>
         </w:tc>
         <w:tc>
-          <w:tcPr>
-            <w:tcMar>
-              <w:top w:w="60" w:type="dxa"/>
-              <w:left w:w="120" w:type="dxa"/>
-              <w:bottom w:w="60" w:type="dxa"/>
-              <w:right w:w="120" w:type="dxa"/>
-            </w:tcMar>
-          </w:tcPr>
-          <w:p>
-            <w:pPr>
-              <w:pStyle w:val="Compact"/>
-              <w:wordWrap w:val="1"/>
+          <w:tcPr/>
+          <w:p>
+            <w:pPr>
+              <w:pStyle w:val="Compact"/>
             </w:pPr>
             <w:r>
               <w:t xml:space="preserve">부적합/시정조치 관리 절차서</w:t>
@@ -1638,7 +1608,7 @@
         </w:trPr>
         <w:tc>
           <w:tcPr>
-            <w:tcW w:w="2460" w:type="dxa"/>
+            <w:tcW w:w="3000" w:type="dxa"/>
             <w:tcMar>
               <w:top w:w="60" w:type="dxa"/>
               <w:left w:w="120" w:type="dxa"/>
@@ -1659,7 +1629,7 @@
         </w:tc>
         <w:tc>
           <w:tcPr>
-            <w:tcW w:w="6328" w:type="dxa"/>
+            <w:tcW w:w="5788" w:type="dxa"/>
             <w:tcMar>
               <w:top w:w="60" w:type="dxa"/>
               <w:left w:w="120" w:type="dxa"/>
@@ -1681,9 +1651,7 @@
       </w:tr>
       <w:tr>
         <w:tc>
-          <w:tcPr>
-            <w:tcW w:w="2460" w:type="dxa"/>
-          </w:tcPr>
+          <w:tcPr/>
           <w:p>
             <w:pPr>
               <w:pStyle w:val="Compact"/>
@@ -1695,7 +1663,7 @@
         </w:tc>
         <w:tc>
           <w:tcPr>
-            <w:tcW w:w="6328" w:type="dxa"/>
+            <w:tcW w:w="5788" w:type="dxa"/>
             <w:tcMar>
               <w:top w:w="60" w:type="dxa"/>
               <w:left w:w="120" w:type="dxa"/>
@@ -1728,6 +1696,7 @@
         </w:tc>
         <w:tc>
           <w:tcPr>
+            <w:tcW w:w="5788" w:type="dxa"/>
             <w:tcMar>
               <w:top w:w="60" w:type="dxa"/>
               <w:left w:w="120" w:type="dxa"/>
@@ -1759,9 +1728,7 @@
           </w:p>
         </w:tc>
         <w:tc>
-          <w:tcPr>
-            <w:tcW w:w="6328" w:type="dxa"/>
-          </w:tcPr>
+          <w:tcPr/>
           <w:p>
             <w:pPr>
               <w:pStyle w:val="Compact"/>
@@ -1774,19 +1741,10 @@
       </w:tr>
       <w:tr>
         <w:tc>
-          <w:tcPr>
-            <w:tcW w:w="2460" w:type="dxa"/>
-            <w:tcMar>
-              <w:top w:w="60" w:type="dxa"/>
-              <w:left w:w="120" w:type="dxa"/>
-              <w:bottom w:w="60" w:type="dxa"/>
-              <w:right w:w="120" w:type="dxa"/>
-            </w:tcMar>
-          </w:tcPr>
-          <w:p>
-            <w:pPr>
-              <w:pStyle w:val="Compact"/>
-              <w:wordWrap w:val="1"/>
+          <w:tcPr/>
+          <w:p>
+            <w:pPr>
+              <w:pStyle w:val="Compact"/>
             </w:pPr>
             <w:r>
               <w:t xml:space="preserve">심사 기준 (Audit Criteria)</w:t>
@@ -1794,10 +1752,19 @@
           </w:p>
         </w:tc>
         <w:tc>
-          <w:tcPr/>
-          <w:p>
-            <w:pPr>
-              <w:pStyle w:val="Compact"/>
+          <w:tcPr>
+            <w:tcW w:w="5788" w:type="dxa"/>
+            <w:tcMar>
+              <w:top w:w="60" w:type="dxa"/>
+              <w:left w:w="120" w:type="dxa"/>
+              <w:bottom w:w="60" w:type="dxa"/>
+              <w:right w:w="120" w:type="dxa"/>
+            </w:tcMar>
+          </w:tcPr>
+          <w:p>
+            <w:pPr>
+              <w:pStyle w:val="Compact"/>
+              <w:wordWrap w:val="1"/>
             </w:pPr>
             <w:r>
               <w:t xml:space="preserve">심사 증거를 비교 평가하는 기준 (규격, 절차서, 법규 등)</w:t>
@@ -1951,18 +1918,10 @@
       </w:tr>
       <w:tr>
         <w:tc>
-          <w:tcPr>
-            <w:tcMar>
-              <w:top w:w="60" w:type="dxa"/>
-              <w:left w:w="120" w:type="dxa"/>
-              <w:bottom w:w="60" w:type="dxa"/>
-              <w:right w:w="120" w:type="dxa"/>
-            </w:tcMar>
-          </w:tcPr>
-          <w:p>
-            <w:pPr>
-              <w:pStyle w:val="Compact"/>
-              <w:wordWrap w:val="1"/>
+          <w:tcPr/>
+          <w:p>
+            <w:pPr>
+              <w:pStyle w:val="Compact"/>
             </w:pPr>
             <w:r>
               <w:t xml:space="preserve">PEAR</w:t>
@@ -1970,18 +1929,10 @@
           </w:p>
         </w:tc>
         <w:tc>
-          <w:tcPr>
-            <w:tcMar>
-              <w:top w:w="60" w:type="dxa"/>
-              <w:left w:w="120" w:type="dxa"/>
-              <w:bottom w:w="60" w:type="dxa"/>
-              <w:right w:w="120" w:type="dxa"/>
-            </w:tcMar>
-          </w:tcPr>
-          <w:p>
-            <w:pPr>
-              <w:pStyle w:val="Compact"/>
-              <w:wordWrap w:val="1"/>
+          <w:tcPr/>
+          <w:p>
+            <w:pPr>
+              <w:pStyle w:val="Compact"/>
             </w:pPr>
             <w:r>
               <w:t xml:space="preserve">AS9101의 프로세스 효과성 평가 보고서 (Process Effectiveness Assessment Report)</w:t>
@@ -2025,7 +1976,7 @@
         </w:trPr>
         <w:tc>
           <w:tcPr>
-            <w:tcW w:w="2460" w:type="dxa"/>
+            <w:tcW w:w="3000" w:type="dxa"/>
             <w:tcMar>
               <w:top w:w="60" w:type="dxa"/>
               <w:left w:w="120" w:type="dxa"/>
@@ -2046,7 +1997,7 @@
         </w:tc>
         <w:tc>
           <w:tcPr>
-            <w:tcW w:w="6328" w:type="dxa"/>
+            <w:tcW w:w="5788" w:type="dxa"/>
             <w:tcMar>
               <w:top w:w="60" w:type="dxa"/>
               <w:left w:w="120" w:type="dxa"/>
@@ -2068,9 +2019,7 @@
       </w:tr>
       <w:tr>
         <w:tc>
-          <w:tcPr>
-            <w:tcW w:w="2460" w:type="dxa"/>
-          </w:tcPr>
+          <w:tcPr/>
           <w:p>
             <w:pPr>
               <w:pStyle w:val="Compact"/>
@@ -2086,7 +2035,7 @@
         </w:tc>
         <w:tc>
           <w:tcPr>
-            <w:tcW w:w="6328" w:type="dxa"/>
+            <w:tcW w:w="5788" w:type="dxa"/>
             <w:tcMar>
               <w:top w:w="60" w:type="dxa"/>
               <w:left w:w="120" w:type="dxa"/>
@@ -2123,6 +2072,7 @@
         </w:tc>
         <w:tc>
           <w:tcPr>
+            <w:tcW w:w="5788" w:type="dxa"/>
             <w:tcMar>
               <w:top w:w="60" w:type="dxa"/>
               <w:left w:w="120" w:type="dxa"/>
@@ -2158,9 +2108,7 @@
           </w:p>
         </w:tc>
         <w:tc>
-          <w:tcPr>
-            <w:tcW w:w="6328" w:type="dxa"/>
-          </w:tcPr>
+          <w:tcPr/>
           <w:p>
             <w:pPr>
               <w:pStyle w:val="Compact"/>
@@ -2173,19 +2121,10 @@
       </w:tr>
       <w:tr>
         <w:tc>
-          <w:tcPr>
-            <w:tcW w:w="2460" w:type="dxa"/>
-            <w:tcMar>
-              <w:top w:w="60" w:type="dxa"/>
-              <w:left w:w="120" w:type="dxa"/>
-              <w:bottom w:w="60" w:type="dxa"/>
-              <w:right w:w="120" w:type="dxa"/>
-            </w:tcMar>
-          </w:tcPr>
-          <w:p>
-            <w:pPr>
-              <w:pStyle w:val="Compact"/>
-              <w:wordWrap w:val="1"/>
+          <w:tcPr/>
+          <w:p>
+            <w:pPr>
+              <w:pStyle w:val="Compact"/>
             </w:pPr>
             <w:r>
               <w:rPr>
@@ -2197,10 +2136,19 @@
           </w:p>
         </w:tc>
         <w:tc>
-          <w:tcPr/>
-          <w:p>
-            <w:pPr>
-              <w:pStyle w:val="Compact"/>
+          <w:tcPr>
+            <w:tcW w:w="5788" w:type="dxa"/>
+            <w:tcMar>
+              <w:top w:w="60" w:type="dxa"/>
+              <w:left w:w="120" w:type="dxa"/>
+              <w:bottom w:w="60" w:type="dxa"/>
+              <w:right w:w="120" w:type="dxa"/>
+            </w:tcMar>
+          </w:tcPr>
+          <w:p>
+            <w:pPr>
+              <w:pStyle w:val="Compact"/>
+              <w:wordWrap w:val="1"/>
             </w:pPr>
             <w:r>
               <w:t xml:space="preserve">배정된 영역의 심사 실시; 심사 발견사항 기록 및 부적합 양식(HĐKPPN) 작성; 심사 증거 수집; 심사 기밀 유지; 시정조치 결과 확인</w:t>
@@ -2210,18 +2158,10 @@
       </w:tr>
       <w:tr>
         <w:tc>
-          <w:tcPr>
-            <w:tcMar>
-              <w:top w:w="60" w:type="dxa"/>
-              <w:left w:w="120" w:type="dxa"/>
-              <w:bottom w:w="60" w:type="dxa"/>
-              <w:right w:w="120" w:type="dxa"/>
-            </w:tcMar>
-          </w:tcPr>
-          <w:p>
-            <w:pPr>
-              <w:pStyle w:val="Compact"/>
-              <w:wordWrap w:val="1"/>
+          <w:tcPr/>
+          <w:p>
+            <w:pPr>
+              <w:pStyle w:val="Compact"/>
             </w:pPr>
             <w:r>
               <w:rPr>
@@ -2233,18 +2173,10 @@
           </w:p>
         </w:tc>
         <w:tc>
-          <w:tcPr>
-            <w:tcMar>
-              <w:top w:w="60" w:type="dxa"/>
-              <w:left w:w="120" w:type="dxa"/>
-              <w:bottom w:w="60" w:type="dxa"/>
-              <w:right w:w="120" w:type="dxa"/>
-            </w:tcMar>
-          </w:tcPr>
-          <w:p>
-            <w:pPr>
-              <w:pStyle w:val="Compact"/>
-              <w:wordWrap w:val="1"/>
+          <w:tcPr/>
+          <w:p>
+            <w:pPr>
+              <w:pStyle w:val="Compact"/>
             </w:pPr>
             <w:r>
               <w:t xml:space="preserve">심사팀과 협조하여 심사 프로그램 이행; 부적합 사항 연구, 관련 증거 수집; 자부서 관리활동 개선 프로그램 수립; 개선 결과 심사팀 및 Ban ISO 총무에게 보고</w:t>
@@ -2305,7 +2237,7 @@
         </w:trPr>
         <w:tc>
           <w:tcPr>
-            <w:tcW w:w="2460" w:type="dxa"/>
+            <w:tcW w:w="2138" w:type="dxa"/>
             <w:tcMar>
               <w:top w:w="60" w:type="dxa"/>
               <w:left w:w="120" w:type="dxa"/>
@@ -2326,7 +2258,7 @@
         </w:tc>
         <w:tc>
           <w:tcPr>
-            <w:tcW w:w="6328" w:type="dxa"/>
+            <w:tcW w:w="6650" w:type="dxa"/>
             <w:tcMar>
               <w:top w:w="60" w:type="dxa"/>
               <w:left w:w="120" w:type="dxa"/>
@@ -2348,9 +2280,7 @@
       </w:tr>
       <w:tr>
         <w:tc>
-          <w:tcPr>
-            <w:tcW w:w="2460" w:type="dxa"/>
-          </w:tcPr>
+          <w:tcPr/>
           <w:p>
             <w:pPr>
               <w:pStyle w:val="Compact"/>
@@ -2362,7 +2292,7 @@
         </w:tc>
         <w:tc>
           <w:tcPr>
-            <w:tcW w:w="6328" w:type="dxa"/>
+            <w:tcW w:w="6650" w:type="dxa"/>
             <w:tcMar>
               <w:top w:w="60" w:type="dxa"/>
               <w:left w:w="120" w:type="dxa"/>
@@ -2395,6 +2325,7 @@
         </w:tc>
         <w:tc>
           <w:tcPr>
+            <w:tcW w:w="6650" w:type="dxa"/>
             <w:tcMar>
               <w:top w:w="60" w:type="dxa"/>
               <w:left w:w="120" w:type="dxa"/>
@@ -2426,9 +2357,7 @@
           </w:p>
         </w:tc>
         <w:tc>
-          <w:tcPr>
-            <w:tcW w:w="6328" w:type="dxa"/>
-          </w:tcPr>
+          <w:tcPr/>
           <w:p>
             <w:pPr>
               <w:pStyle w:val="Compact"/>
@@ -2441,19 +2370,10 @@
       </w:tr>
       <w:tr>
         <w:tc>
-          <w:tcPr>
-            <w:tcW w:w="2460" w:type="dxa"/>
-            <w:tcMar>
-              <w:top w:w="60" w:type="dxa"/>
-              <w:left w:w="120" w:type="dxa"/>
-              <w:bottom w:w="60" w:type="dxa"/>
-              <w:right w:w="120" w:type="dxa"/>
-            </w:tcMar>
-          </w:tcPr>
-          <w:p>
-            <w:pPr>
-              <w:pStyle w:val="Compact"/>
-              <w:wordWrap w:val="1"/>
+          <w:tcPr/>
+          <w:p>
+            <w:pPr>
+              <w:pStyle w:val="Compact"/>
             </w:pPr>
             <w:r>
               <w:t xml:space="preserve">외부심사 결과</w:t>
@@ -2461,10 +2381,19 @@
           </w:p>
         </w:tc>
         <w:tc>
-          <w:tcPr/>
-          <w:p>
-            <w:pPr>
-              <w:pStyle w:val="Compact"/>
+          <w:tcPr>
+            <w:tcW w:w="6650" w:type="dxa"/>
+            <w:tcMar>
+              <w:top w:w="60" w:type="dxa"/>
+              <w:left w:w="120" w:type="dxa"/>
+              <w:bottom w:w="60" w:type="dxa"/>
+              <w:right w:w="120" w:type="dxa"/>
+            </w:tcMar>
+          </w:tcPr>
+          <w:p>
+            <w:pPr>
+              <w:pStyle w:val="Compact"/>
+              <w:wordWrap w:val="1"/>
             </w:pPr>
             <w:r>
               <w:t xml:space="preserve">인증기관 심사에서 지적된 영역 → 후속 심사 강화</w:t>
@@ -2474,18 +2403,10 @@
       </w:tr>
       <w:tr>
         <w:tc>
-          <w:tcPr>
-            <w:tcMar>
-              <w:top w:w="60" w:type="dxa"/>
-              <w:left w:w="120" w:type="dxa"/>
-              <w:bottom w:w="60" w:type="dxa"/>
-              <w:right w:w="120" w:type="dxa"/>
-            </w:tcMar>
-          </w:tcPr>
-          <w:p>
-            <w:pPr>
-              <w:pStyle w:val="Compact"/>
-              <w:wordWrap w:val="1"/>
+          <w:tcPr/>
+          <w:p>
+            <w:pPr>
+              <w:pStyle w:val="Compact"/>
             </w:pPr>
             <w:r>
               <w:t xml:space="preserve">자원</w:t>
@@ -2493,18 +2414,10 @@
           </w:p>
         </w:tc>
         <w:tc>
-          <w:tcPr>
-            <w:tcMar>
-              <w:top w:w="60" w:type="dxa"/>
-              <w:left w:w="120" w:type="dxa"/>
-              <w:bottom w:w="60" w:type="dxa"/>
-              <w:right w:w="120" w:type="dxa"/>
-            </w:tcMar>
-          </w:tcPr>
-          <w:p>
-            <w:pPr>
-              <w:pStyle w:val="Compact"/>
-              <w:wordWrap w:val="1"/>
+          <w:tcPr/>
+          <w:p>
+            <w:pPr>
+              <w:pStyle w:val="Compact"/>
             </w:pPr>
             <w:r>
               <w:t xml:space="preserve">심사원 가용성, 생산 일정과의 조율</w:t>
@@ -3130,7 +3043,7 @@
         </w:trPr>
         <w:tc>
           <w:tcPr>
-            <w:tcW w:w="2460" w:type="dxa"/>
+            <w:tcW w:w="3000" w:type="dxa"/>
             <w:tcMar>
               <w:top w:w="60" w:type="dxa"/>
               <w:left w:w="120" w:type="dxa"/>
@@ -3151,7 +3064,7 @@
         </w:tc>
         <w:tc>
           <w:tcPr>
-            <w:tcW w:w="6328" w:type="dxa"/>
+            <w:tcW w:w="5788" w:type="dxa"/>
             <w:tcMar>
               <w:top w:w="60" w:type="dxa"/>
               <w:left w:w="120" w:type="dxa"/>
@@ -3173,9 +3086,7 @@
       </w:tr>
       <w:tr>
         <w:tc>
-          <w:tcPr>
-            <w:tcW w:w="2460" w:type="dxa"/>
-          </w:tcPr>
+          <w:tcPr/>
           <w:p>
             <w:pPr>
               <w:pStyle w:val="Compact"/>
@@ -3187,7 +3098,7 @@
         </w:tc>
         <w:tc>
           <w:tcPr>
-            <w:tcW w:w="6328" w:type="dxa"/>
+            <w:tcW w:w="5788" w:type="dxa"/>
             <w:tcMar>
               <w:top w:w="60" w:type="dxa"/>
               <w:left w:w="120" w:type="dxa"/>
@@ -3236,6 +3147,7 @@
         </w:tc>
         <w:tc>
           <w:tcPr>
+            <w:tcW w:w="5788" w:type="dxa"/>
             <w:tcMar>
               <w:top w:w="60" w:type="dxa"/>
               <w:left w:w="120" w:type="dxa"/>
@@ -3274,9 +3186,7 @@
           </w:p>
         </w:tc>
         <w:tc>
-          <w:tcPr>
-            <w:tcW w:w="6328" w:type="dxa"/>
-          </w:tcPr>
+          <w:tcPr/>
           <w:p>
             <w:pPr>
               <w:pStyle w:val="Compact"/>
@@ -3289,19 +3199,10 @@
       </w:tr>
       <w:tr>
         <w:tc>
-          <w:tcPr>
-            <w:tcW w:w="2460" w:type="dxa"/>
-            <w:tcMar>
-              <w:top w:w="60" w:type="dxa"/>
-              <w:left w:w="120" w:type="dxa"/>
-              <w:bottom w:w="60" w:type="dxa"/>
-              <w:right w:w="120" w:type="dxa"/>
-            </w:tcMar>
-          </w:tcPr>
-          <w:p>
-            <w:pPr>
-              <w:pStyle w:val="Compact"/>
-              <w:wordWrap w:val="1"/>
+          <w:tcPr/>
+          <w:p>
+            <w:pPr>
+              <w:pStyle w:val="Compact"/>
             </w:pPr>
             <w:r>
               <w:t xml:space="preserve">VDA 6.3 공정 심사 참조</w:t>
@@ -3310,6 +3211,7 @@
         </w:tc>
         <w:tc>
           <w:tcPr>
+            <w:tcW w:w="5788" w:type="dxa"/>
             <w:tcMar>
               <w:top w:w="60" w:type="dxa"/>
               <w:left w:w="120" w:type="dxa"/>
@@ -3364,7 +3266,7 @@
         </w:trPr>
         <w:tc>
           <w:tcPr>
-            <w:tcW w:w="2460" w:type="dxa"/>
+            <w:tcW w:w="3000" w:type="dxa"/>
             <w:tcMar>
               <w:top w:w="60" w:type="dxa"/>
               <w:left w:w="120" w:type="dxa"/>
@@ -3385,7 +3287,7 @@
         </w:tc>
         <w:tc>
           <w:tcPr>
-            <w:tcW w:w="6328" w:type="dxa"/>
+            <w:tcW w:w="5788" w:type="dxa"/>
             <w:tcMar>
               <w:top w:w="60" w:type="dxa"/>
               <w:left w:w="120" w:type="dxa"/>
@@ -3407,9 +3309,7 @@
       </w:tr>
       <w:tr>
         <w:tc>
-          <w:tcPr>
-            <w:tcW w:w="2460" w:type="dxa"/>
-          </w:tcPr>
+          <w:tcPr/>
           <w:p>
             <w:pPr>
               <w:pStyle w:val="Compact"/>
@@ -3421,7 +3321,7 @@
         </w:tc>
         <w:tc>
           <w:tcPr>
-            <w:tcW w:w="6328" w:type="dxa"/>
+            <w:tcW w:w="5788" w:type="dxa"/>
             <w:tcMar>
               <w:top w:w="60" w:type="dxa"/>
               <w:left w:w="120" w:type="dxa"/>
@@ -3454,6 +3354,7 @@
         </w:tc>
         <w:tc>
           <w:tcPr>
+            <w:tcW w:w="5788" w:type="dxa"/>
             <w:tcMar>
               <w:top w:w="60" w:type="dxa"/>
               <w:left w:w="120" w:type="dxa"/>
@@ -3485,9 +3386,7 @@
           </w:p>
         </w:tc>
         <w:tc>
-          <w:tcPr>
-            <w:tcW w:w="6328" w:type="dxa"/>
-          </w:tcPr>
+          <w:tcPr/>
           <w:p>
             <w:pPr>
               <w:pStyle w:val="Compact"/>
@@ -3500,19 +3399,10 @@
       </w:tr>
       <w:tr>
         <w:tc>
-          <w:tcPr>
-            <w:tcW w:w="2460" w:type="dxa"/>
-            <w:tcMar>
-              <w:top w:w="60" w:type="dxa"/>
-              <w:left w:w="120" w:type="dxa"/>
-              <w:bottom w:w="60" w:type="dxa"/>
-              <w:right w:w="120" w:type="dxa"/>
-            </w:tcMar>
-          </w:tcPr>
-          <w:p>
-            <w:pPr>
-              <w:pStyle w:val="Compact"/>
-              <w:wordWrap w:val="1"/>
+          <w:tcPr/>
+          <w:p>
+            <w:pPr>
+              <w:pStyle w:val="Compact"/>
             </w:pPr>
             <w:r>
               <w:t xml:space="preserve">전 조항 커버리지</w:t>
@@ -3521,6 +3411,7 @@
         </w:tc>
         <w:tc>
           <w:tcPr>
+            <w:tcW w:w="5788" w:type="dxa"/>
             <w:tcMar>
               <w:top w:w="60" w:type="dxa"/>
               <w:left w:w="120" w:type="dxa"/>
@@ -3605,7 +3496,7 @@
         </w:trPr>
         <w:tc>
           <w:tcPr>
-            <w:tcW w:w="2460" w:type="dxa"/>
+            <w:tcW w:w="2216" w:type="dxa"/>
             <w:tcMar>
               <w:top w:w="60" w:type="dxa"/>
               <w:left w:w="120" w:type="dxa"/>
@@ -3626,7 +3517,7 @@
         </w:tc>
         <w:tc>
           <w:tcPr>
-            <w:tcW w:w="6328" w:type="dxa"/>
+            <w:tcW w:w="6572" w:type="dxa"/>
             <w:tcMar>
               <w:top w:w="60" w:type="dxa"/>
               <w:left w:w="120" w:type="dxa"/>
@@ -3648,9 +3539,7 @@
       </w:tr>
       <w:tr>
         <w:tc>
-          <w:tcPr>
-            <w:tcW w:w="2460" w:type="dxa"/>
-          </w:tcPr>
+          <w:tcPr/>
           <w:p>
             <w:pPr>
               <w:pStyle w:val="Compact"/>
@@ -3662,7 +3551,7 @@
         </w:tc>
         <w:tc>
           <w:tcPr>
-            <w:tcW w:w="6328" w:type="dxa"/>
+            <w:tcW w:w="6572" w:type="dxa"/>
             <w:tcMar>
               <w:top w:w="60" w:type="dxa"/>
               <w:left w:w="120" w:type="dxa"/>
@@ -3695,6 +3584,7 @@
         </w:tc>
         <w:tc>
           <w:tcPr>
+            <w:tcW w:w="6572" w:type="dxa"/>
             <w:tcMar>
               <w:top w:w="60" w:type="dxa"/>
               <w:left w:w="120" w:type="dxa"/>
@@ -3726,9 +3616,7 @@
           </w:p>
         </w:tc>
         <w:tc>
-          <w:tcPr>
-            <w:tcW w:w="6328" w:type="dxa"/>
-          </w:tcPr>
+          <w:tcPr/>
           <w:p>
             <w:pPr>
               <w:pStyle w:val="Compact"/>
@@ -3741,19 +3629,10 @@
       </w:tr>
       <w:tr>
         <w:tc>
-          <w:tcPr>
-            <w:tcW w:w="2460" w:type="dxa"/>
-            <w:tcMar>
-              <w:top w:w="60" w:type="dxa"/>
-              <w:left w:w="120" w:type="dxa"/>
-              <w:bottom w:w="60" w:type="dxa"/>
-              <w:right w:w="120" w:type="dxa"/>
-            </w:tcMar>
-          </w:tcPr>
-          <w:p>
-            <w:pPr>
-              <w:pStyle w:val="Compact"/>
-              <w:wordWrap w:val="1"/>
+          <w:tcPr/>
+          <w:p>
+            <w:pPr>
+              <w:pStyle w:val="Compact"/>
             </w:pPr>
             <w:r>
               <w:t xml:space="preserve">심사 일정</w:t>
@@ -3761,10 +3640,19 @@
           </w:p>
         </w:tc>
         <w:tc>
-          <w:tcPr/>
-          <w:p>
-            <w:pPr>
-              <w:pStyle w:val="Compact"/>
+          <w:tcPr>
+            <w:tcW w:w="6572" w:type="dxa"/>
+            <w:tcMar>
+              <w:top w:w="60" w:type="dxa"/>
+              <w:left w:w="120" w:type="dxa"/>
+              <w:bottom w:w="60" w:type="dxa"/>
+              <w:right w:w="120" w:type="dxa"/>
+            </w:tcMar>
+          </w:tcPr>
+          <w:p>
+            <w:pPr>
+              <w:pStyle w:val="Compact"/>
+              <w:wordWrap w:val="1"/>
             </w:pPr>
             <w:r>
               <w:t xml:space="preserve">날짜, 시간, 장소</w:t>
@@ -3798,18 +3686,10 @@
       </w:tr>
       <w:tr>
         <w:tc>
-          <w:tcPr>
-            <w:tcMar>
-              <w:top w:w="60" w:type="dxa"/>
-              <w:left w:w="120" w:type="dxa"/>
-              <w:bottom w:w="60" w:type="dxa"/>
-              <w:right w:w="120" w:type="dxa"/>
-            </w:tcMar>
-          </w:tcPr>
-          <w:p>
-            <w:pPr>
-              <w:pStyle w:val="Compact"/>
-              <w:wordWrap w:val="1"/>
+          <w:tcPr/>
+          <w:p>
+            <w:pPr>
+              <w:pStyle w:val="Compact"/>
             </w:pPr>
             <w:r>
               <w:t xml:space="preserve">심사 방법</w:t>
@@ -3817,18 +3697,10 @@
           </w:p>
         </w:tc>
         <w:tc>
-          <w:tcPr>
-            <w:tcMar>
-              <w:top w:w="60" w:type="dxa"/>
-              <w:left w:w="120" w:type="dxa"/>
-              <w:bottom w:w="60" w:type="dxa"/>
-              <w:right w:w="120" w:type="dxa"/>
-            </w:tcMar>
-          </w:tcPr>
-          <w:p>
-            <w:pPr>
-              <w:pStyle w:val="Compact"/>
-              <w:wordWrap w:val="1"/>
+          <w:tcPr/>
+          <w:p>
+            <w:pPr>
+              <w:pStyle w:val="Compact"/>
             </w:pPr>
             <w:r>
               <w:t xml:space="preserve">인터뷰, 문서/기록 검토, 현장 관찰, 샘플링 기법</w:t>
@@ -3918,7 +3790,7 @@
         </w:trPr>
         <w:tc>
           <w:tcPr>
-            <w:tcW w:w="2460" w:type="dxa"/>
+            <w:tcW w:w="2398" w:type="dxa"/>
             <w:tcMar>
               <w:top w:w="60" w:type="dxa"/>
               <w:left w:w="120" w:type="dxa"/>
@@ -3939,7 +3811,7 @@
         </w:tc>
         <w:tc>
           <w:tcPr>
-            <w:tcW w:w="6328" w:type="dxa"/>
+            <w:tcW w:w="6390" w:type="dxa"/>
             <w:tcMar>
               <w:top w:w="60" w:type="dxa"/>
               <w:left w:w="120" w:type="dxa"/>
@@ -3961,9 +3833,7 @@
       </w:tr>
       <w:tr>
         <w:tc>
-          <w:tcPr>
-            <w:tcW w:w="2460" w:type="dxa"/>
-          </w:tcPr>
+          <w:tcPr/>
           <w:p>
             <w:pPr>
               <w:pStyle w:val="Compact"/>
@@ -3975,7 +3845,7 @@
         </w:tc>
         <w:tc>
           <w:tcPr>
-            <w:tcW w:w="6328" w:type="dxa"/>
+            <w:tcW w:w="6390" w:type="dxa"/>
             <w:tcMar>
               <w:top w:w="60" w:type="dxa"/>
               <w:left w:w="120" w:type="dxa"/>
@@ -4008,6 +3878,7 @@
         </w:tc>
         <w:tc>
           <w:tcPr>
+            <w:tcW w:w="6390" w:type="dxa"/>
             <w:tcMar>
               <w:top w:w="60" w:type="dxa"/>
               <w:left w:w="120" w:type="dxa"/>
@@ -4039,9 +3910,7 @@
           </w:p>
         </w:tc>
         <w:tc>
-          <w:tcPr>
-            <w:tcW w:w="6328" w:type="dxa"/>
-          </w:tcPr>
+          <w:tcPr/>
           <w:p>
             <w:pPr>
               <w:pStyle w:val="Compact"/>
@@ -4054,19 +3923,10 @@
       </w:tr>
       <w:tr>
         <w:tc>
-          <w:tcPr>
-            <w:tcW w:w="2460" w:type="dxa"/>
-            <w:tcMar>
-              <w:top w:w="60" w:type="dxa"/>
-              <w:left w:w="120" w:type="dxa"/>
-              <w:bottom w:w="60" w:type="dxa"/>
-              <w:right w:w="120" w:type="dxa"/>
-            </w:tcMar>
-          </w:tcPr>
-          <w:p>
-            <w:pPr>
-              <w:pStyle w:val="Compact"/>
-              <w:wordWrap w:val="1"/>
+          <w:tcPr/>
+          <w:p>
+            <w:pPr>
+              <w:pStyle w:val="Compact"/>
             </w:pPr>
             <w:r>
               <w:t xml:space="preserve">심사팀 회의</w:t>
@@ -4075,6 +3935,7 @@
         </w:tc>
         <w:tc>
           <w:tcPr>
+            <w:tcW w:w="6390" w:type="dxa"/>
             <w:tcMar>
               <w:top w:w="60" w:type="dxa"/>
               <w:left w:w="120" w:type="dxa"/>
@@ -4114,188 +3975,296 @@
         <w:t xml:space="preserve">8.1 심사 프로세스</w:t>
       </w:r>
     </w:p>
-    <w:p>
-      <w:pPr>
-        <w:pStyle w:val="SourceCode"/>
-      </w:pPr>
-      <w:r>
-        <w:rPr>
-          <w:rStyle w:val="VerbatimChar"/>
-        </w:rPr>
-        <w:t xml:space="preserve">시작 회의 (Opening Meeting)</w:t>
-      </w:r>
-      <w:r>
-        <w:br/>
-      </w:r>
-      <w:r>
-        <w:rPr>
-          <w:rStyle w:val="VerbatimChar"/>
-        </w:rPr>
-        <w:t xml:space="preserve">    │</w:t>
-      </w:r>
-      <w:r>
-        <w:br/>
-      </w:r>
-      <w:r>
-        <w:rPr>
-          <w:rStyle w:val="VerbatimChar"/>
-        </w:rPr>
-        <w:t xml:space="preserve">    ▼</w:t>
-      </w:r>
-      <w:r>
-        <w:br/>
-      </w:r>
-      <w:r>
-        <w:rPr>
-          <w:rStyle w:val="VerbatimChar"/>
-        </w:rPr>
-        <w:t xml:space="preserve">현장 심사 실시 (On-site Audit)</w:t>
-      </w:r>
-      <w:r>
-        <w:br/>
-      </w:r>
-      <w:r>
-        <w:rPr>
-          <w:rStyle w:val="VerbatimChar"/>
-        </w:rPr>
-        <w:t xml:space="preserve">    │  ├── 문서/기록 검토</w:t>
-      </w:r>
-      <w:r>
-        <w:br/>
-      </w:r>
-      <w:r>
-        <w:rPr>
-          <w:rStyle w:val="VerbatimChar"/>
-        </w:rPr>
-        <w:t xml:space="preserve">    │  ├── 인터뷰</w:t>
-      </w:r>
-      <w:r>
-        <w:br/>
-      </w:r>
-      <w:r>
-        <w:rPr>
-          <w:rStyle w:val="VerbatimChar"/>
-        </w:rPr>
-        <w:t xml:space="preserve">    │  ├── 현장 관찰</w:t>
-      </w:r>
-      <w:r>
-        <w:br/>
-      </w:r>
-      <w:r>
-        <w:rPr>
-          <w:rStyle w:val="VerbatimChar"/>
-        </w:rPr>
-        <w:t xml:space="preserve">    │  └── 샘플링</w:t>
-      </w:r>
-      <w:r>
-        <w:br/>
-      </w:r>
-      <w:r>
-        <w:rPr>
-          <w:rStyle w:val="VerbatimChar"/>
-        </w:rPr>
-        <w:t xml:space="preserve">    │</w:t>
-      </w:r>
-      <w:r>
-        <w:br/>
-      </w:r>
-      <w:r>
-        <w:rPr>
-          <w:rStyle w:val="VerbatimChar"/>
-        </w:rPr>
-        <w:t xml:space="preserve">    ▼</w:t>
-      </w:r>
-      <w:r>
-        <w:br/>
-      </w:r>
-      <w:r>
-        <w:rPr>
-          <w:rStyle w:val="VerbatimChar"/>
-        </w:rPr>
-        <w:t xml:space="preserve">심사 증거 수집 및 평가</w:t>
-      </w:r>
-      <w:r>
-        <w:br/>
-      </w:r>
-      <w:r>
-        <w:rPr>
-          <w:rStyle w:val="VerbatimChar"/>
-        </w:rPr>
-        <w:t xml:space="preserve">    │</w:t>
-      </w:r>
-      <w:r>
-        <w:br/>
-      </w:r>
-      <w:r>
-        <w:rPr>
-          <w:rStyle w:val="VerbatimChar"/>
-        </w:rPr>
-        <w:t xml:space="preserve">    ▼</w:t>
-      </w:r>
-      <w:r>
-        <w:br/>
-      </w:r>
-      <w:r>
-        <w:rPr>
-          <w:rStyle w:val="VerbatimChar"/>
-        </w:rPr>
-        <w:t xml:space="preserve">발견사항 분류 (Major NC / Minor NC / OFI)</w:t>
-      </w:r>
-      <w:r>
-        <w:br/>
-      </w:r>
-      <w:r>
-        <w:rPr>
-          <w:rStyle w:val="VerbatimChar"/>
-        </w:rPr>
-        <w:t xml:space="preserve">    │</w:t>
-      </w:r>
-      <w:r>
-        <w:br/>
-      </w:r>
-      <w:r>
-        <w:rPr>
-          <w:rStyle w:val="VerbatimChar"/>
-        </w:rPr>
-        <w:t xml:space="preserve">    ▼</w:t>
-      </w:r>
-      <w:r>
-        <w:br/>
-      </w:r>
-      <w:r>
-        <w:rPr>
-          <w:rStyle w:val="VerbatimChar"/>
-        </w:rPr>
-        <w:t xml:space="preserve">심사팀 내부 회의</w:t>
-      </w:r>
-      <w:r>
-        <w:br/>
-      </w:r>
-      <w:r>
-        <w:rPr>
-          <w:rStyle w:val="VerbatimChar"/>
-        </w:rPr>
-        <w:t xml:space="preserve">    │</w:t>
-      </w:r>
-      <w:r>
-        <w:br/>
-      </w:r>
-      <w:r>
-        <w:rPr>
-          <w:rStyle w:val="VerbatimChar"/>
-        </w:rPr>
-        <w:t xml:space="preserve">    ▼</w:t>
-      </w:r>
-      <w:r>
-        <w:br/>
-      </w:r>
-      <w:r>
-        <w:rPr>
-          <w:rStyle w:val="VerbatimChar"/>
-        </w:rPr>
-        <w:t xml:space="preserve">종료 회의 (Closing Meeting)</w:t>
-      </w:r>
-    </w:p>
+    <w:tbl>
+      <w:tblPr>
+        <w:tblLook w:firstColumn="1" w:firstRow="1" w:lastColumn="0" w:lastRow="0" w:noHBand="0" w:noVBand="1" w:val="04A0"/>
+        <w:tblW w:w="8788" w:type="dxa"/>
+        <w:tblBorders>
+          <w:top w:val="single" w:sz="4" w:color="2E74B5" w:space="0"/>
+          <w:left w:val="single" w:sz="4" w:color="2E74B5" w:space="0"/>
+          <w:bottom w:val="single" w:sz="4" w:color="2E74B5" w:space="0"/>
+          <w:right w:val="single" w:sz="4" w:color="2E74B5" w:space="0"/>
+          <w:insideH w:val="single" w:sz="4" w:color="BDD7EE" w:space="0"/>
+          <w:insideV w:val="single" w:sz="2" w:color="D9D9D9" w:space="0"/>
+        </w:tblBorders>
+      </w:tblPr>
+      <w:tblGrid>
+        <w:gridCol w:w="8788"/>
+      </w:tblGrid>
+      <w:tr>
+        <w:tc>
+          <w:tcPr>
+            <w:tcW w:w="8788" w:type="dxa"/>
+            <w:tcMar>
+              <w:top w:w="80" w:type="dxa"/>
+              <w:left w:w="140" w:type="dxa"/>
+              <w:bottom w:w="80" w:type="dxa"/>
+              <w:right w:w="140" w:type="dxa"/>
+            </w:tcMar>
+          </w:tcPr>
+          <w:p>
+            <w:pPr>
+              <w:spacing w:before="0" w:after="0" w:line="240" w:lineRule="auto"/>
+            </w:pPr>
+            <w:r>
+              <w:rPr>
+                <w:rFonts w:ascii="Courier New" w:hAnsi="Courier New" w:eastAsia="NanumGothicCoding"/>
+                <w:sz w:val="18"/>
+                <w:szCs w:val="18"/>
+              </w:rPr>
+              <w:t xml:space="preserve">시작 회의 (Opening Meeting)</w:t>
+            </w:r>
+          </w:p>
+          <w:p>
+            <w:pPr>
+              <w:spacing w:before="0" w:after="0" w:line="240" w:lineRule="auto"/>
+            </w:pPr>
+            <w:r>
+              <w:rPr>
+                <w:rFonts w:ascii="Courier New" w:hAnsi="Courier New" w:eastAsia="NanumGothicCoding"/>
+                <w:sz w:val="18"/>
+                <w:szCs w:val="18"/>
+              </w:rPr>
+              <w:t xml:space="preserve">    │</w:t>
+            </w:r>
+          </w:p>
+          <w:p>
+            <w:pPr>
+              <w:spacing w:before="0" w:after="0" w:line="240" w:lineRule="auto"/>
+            </w:pPr>
+            <w:r>
+              <w:rPr>
+                <w:rFonts w:ascii="Courier New" w:hAnsi="Courier New" w:eastAsia="NanumGothicCoding"/>
+                <w:sz w:val="18"/>
+                <w:szCs w:val="18"/>
+              </w:rPr>
+              <w:t xml:space="preserve">    ▼</w:t>
+            </w:r>
+          </w:p>
+          <w:p>
+            <w:pPr>
+              <w:spacing w:before="0" w:after="0" w:line="240" w:lineRule="auto"/>
+            </w:pPr>
+            <w:r>
+              <w:rPr>
+                <w:rFonts w:ascii="Courier New" w:hAnsi="Courier New" w:eastAsia="NanumGothicCoding"/>
+                <w:sz w:val="18"/>
+                <w:szCs w:val="18"/>
+              </w:rPr>
+              <w:t xml:space="preserve">현장 심사 실시 (On-site Audit)</w:t>
+            </w:r>
+          </w:p>
+          <w:p>
+            <w:pPr>
+              <w:spacing w:before="0" w:after="0" w:line="240" w:lineRule="auto"/>
+            </w:pPr>
+            <w:r>
+              <w:rPr>
+                <w:rFonts w:ascii="Courier New" w:hAnsi="Courier New" w:eastAsia="NanumGothicCoding"/>
+                <w:sz w:val="18"/>
+                <w:szCs w:val="18"/>
+              </w:rPr>
+              <w:t xml:space="preserve">    │  ├── 문서/기록 검토</w:t>
+            </w:r>
+          </w:p>
+          <w:p>
+            <w:pPr>
+              <w:spacing w:before="0" w:after="0" w:line="240" w:lineRule="auto"/>
+            </w:pPr>
+            <w:r>
+              <w:rPr>
+                <w:rFonts w:ascii="Courier New" w:hAnsi="Courier New" w:eastAsia="NanumGothicCoding"/>
+                <w:sz w:val="18"/>
+                <w:szCs w:val="18"/>
+              </w:rPr>
+              <w:t xml:space="preserve">    │  ├── 인터뷰</w:t>
+            </w:r>
+          </w:p>
+          <w:p>
+            <w:pPr>
+              <w:spacing w:before="0" w:after="0" w:line="240" w:lineRule="auto"/>
+            </w:pPr>
+            <w:r>
+              <w:rPr>
+                <w:rFonts w:ascii="Courier New" w:hAnsi="Courier New" w:eastAsia="NanumGothicCoding"/>
+                <w:sz w:val="18"/>
+                <w:szCs w:val="18"/>
+              </w:rPr>
+              <w:t xml:space="preserve">    │  ├── 현장 관찰</w:t>
+            </w:r>
+          </w:p>
+          <w:p>
+            <w:pPr>
+              <w:spacing w:before="0" w:after="0" w:line="240" w:lineRule="auto"/>
+            </w:pPr>
+            <w:r>
+              <w:rPr>
+                <w:rFonts w:ascii="Courier New" w:hAnsi="Courier New" w:eastAsia="NanumGothicCoding"/>
+                <w:sz w:val="18"/>
+                <w:szCs w:val="18"/>
+              </w:rPr>
+              <w:t xml:space="preserve">    │  └── 샘플링</w:t>
+            </w:r>
+          </w:p>
+          <w:p>
+            <w:pPr>
+              <w:spacing w:before="0" w:after="0" w:line="240" w:lineRule="auto"/>
+            </w:pPr>
+            <w:r>
+              <w:rPr>
+                <w:rFonts w:ascii="Courier New" w:hAnsi="Courier New" w:eastAsia="NanumGothicCoding"/>
+                <w:sz w:val="18"/>
+                <w:szCs w:val="18"/>
+              </w:rPr>
+              <w:t xml:space="preserve">    │</w:t>
+            </w:r>
+          </w:p>
+          <w:p>
+            <w:pPr>
+              <w:spacing w:before="0" w:after="0" w:line="240" w:lineRule="auto"/>
+            </w:pPr>
+            <w:r>
+              <w:rPr>
+                <w:rFonts w:ascii="Courier New" w:hAnsi="Courier New" w:eastAsia="NanumGothicCoding"/>
+                <w:sz w:val="18"/>
+                <w:szCs w:val="18"/>
+              </w:rPr>
+              <w:t xml:space="preserve">    ▼</w:t>
+            </w:r>
+          </w:p>
+          <w:p>
+            <w:pPr>
+              <w:spacing w:before="0" w:after="0" w:line="240" w:lineRule="auto"/>
+            </w:pPr>
+            <w:r>
+              <w:rPr>
+                <w:rFonts w:ascii="Courier New" w:hAnsi="Courier New" w:eastAsia="NanumGothicCoding"/>
+                <w:sz w:val="18"/>
+                <w:szCs w:val="18"/>
+              </w:rPr>
+              <w:t xml:space="preserve">심사 증거 수집 및 평가</w:t>
+            </w:r>
+          </w:p>
+          <w:p>
+            <w:pPr>
+              <w:spacing w:before="0" w:after="0" w:line="240" w:lineRule="auto"/>
+            </w:pPr>
+            <w:r>
+              <w:rPr>
+                <w:rFonts w:ascii="Courier New" w:hAnsi="Courier New" w:eastAsia="NanumGothicCoding"/>
+                <w:sz w:val="18"/>
+                <w:szCs w:val="18"/>
+              </w:rPr>
+              <w:t xml:space="preserve">    │</w:t>
+            </w:r>
+          </w:p>
+          <w:p>
+            <w:pPr>
+              <w:spacing w:before="0" w:after="0" w:line="240" w:lineRule="auto"/>
+            </w:pPr>
+            <w:r>
+              <w:rPr>
+                <w:rFonts w:ascii="Courier New" w:hAnsi="Courier New" w:eastAsia="NanumGothicCoding"/>
+                <w:sz w:val="18"/>
+                <w:szCs w:val="18"/>
+              </w:rPr>
+              <w:t xml:space="preserve">    ▼</w:t>
+            </w:r>
+          </w:p>
+          <w:p>
+            <w:pPr>
+              <w:spacing w:before="0" w:after="0" w:line="240" w:lineRule="auto"/>
+            </w:pPr>
+            <w:r>
+              <w:rPr>
+                <w:rFonts w:ascii="Courier New" w:hAnsi="Courier New" w:eastAsia="NanumGothicCoding"/>
+                <w:sz w:val="18"/>
+                <w:szCs w:val="18"/>
+              </w:rPr>
+              <w:t xml:space="preserve">발견사항 분류 (Major NC / Minor NC / OFI)</w:t>
+            </w:r>
+          </w:p>
+          <w:p>
+            <w:pPr>
+              <w:spacing w:before="0" w:after="0" w:line="240" w:lineRule="auto"/>
+            </w:pPr>
+            <w:r>
+              <w:rPr>
+                <w:rFonts w:ascii="Courier New" w:hAnsi="Courier New" w:eastAsia="NanumGothicCoding"/>
+                <w:sz w:val="18"/>
+                <w:szCs w:val="18"/>
+              </w:rPr>
+              <w:t xml:space="preserve">    │</w:t>
+            </w:r>
+          </w:p>
+          <w:p>
+            <w:pPr>
+              <w:spacing w:before="0" w:after="0" w:line="240" w:lineRule="auto"/>
+            </w:pPr>
+            <w:r>
+              <w:rPr>
+                <w:rFonts w:ascii="Courier New" w:hAnsi="Courier New" w:eastAsia="NanumGothicCoding"/>
+                <w:sz w:val="18"/>
+                <w:szCs w:val="18"/>
+              </w:rPr>
+              <w:t xml:space="preserve">    ▼</w:t>
+            </w:r>
+          </w:p>
+          <w:p>
+            <w:pPr>
+              <w:spacing w:before="0" w:after="0" w:line="240" w:lineRule="auto"/>
+            </w:pPr>
+            <w:r>
+              <w:rPr>
+                <w:rFonts w:ascii="Courier New" w:hAnsi="Courier New" w:eastAsia="NanumGothicCoding"/>
+                <w:sz w:val="18"/>
+                <w:szCs w:val="18"/>
+              </w:rPr>
+              <w:t xml:space="preserve">심사팀 내부 회의</w:t>
+            </w:r>
+          </w:p>
+          <w:p>
+            <w:pPr>
+              <w:spacing w:before="0" w:after="0" w:line="240" w:lineRule="auto"/>
+            </w:pPr>
+            <w:r>
+              <w:rPr>
+                <w:rFonts w:ascii="Courier New" w:hAnsi="Courier New" w:eastAsia="NanumGothicCoding"/>
+                <w:sz w:val="18"/>
+                <w:szCs w:val="18"/>
+              </w:rPr>
+              <w:t xml:space="preserve">    │</w:t>
+            </w:r>
+          </w:p>
+          <w:p>
+            <w:pPr>
+              <w:spacing w:before="0" w:after="0" w:line="240" w:lineRule="auto"/>
+            </w:pPr>
+            <w:r>
+              <w:rPr>
+                <w:rFonts w:ascii="Courier New" w:hAnsi="Courier New" w:eastAsia="NanumGothicCoding"/>
+                <w:sz w:val="18"/>
+                <w:szCs w:val="18"/>
+              </w:rPr>
+              <w:t xml:space="preserve">    ▼</w:t>
+            </w:r>
+          </w:p>
+          <w:p>
+            <w:pPr>
+              <w:spacing w:before="0" w:after="0" w:line="240" w:lineRule="auto"/>
+            </w:pPr>
+            <w:r>
+              <w:rPr>
+                <w:rFonts w:ascii="Courier New" w:hAnsi="Courier New" w:eastAsia="NanumGothicCoding"/>
+                <w:sz w:val="18"/>
+                <w:szCs w:val="18"/>
+              </w:rPr>
+              <w:t xml:space="preserve">종료 회의 (Closing Meeting)</w:t>
+            </w:r>
+          </w:p>
+        </w:tc>
+      </w:tr>
+    </w:tbl>
     <w:bookmarkEnd w:id="29"/>
     <w:bookmarkStart w:id="30" w:name="시작-회의-opening-meeting"/>
     <w:p>
@@ -4331,7 +4300,7 @@
         </w:trPr>
         <w:tc>
           <w:tcPr>
-            <w:tcW w:w="2460" w:type="dxa"/>
+            <w:tcW w:w="1618" w:type="dxa"/>
             <w:tcMar>
               <w:top w:w="60" w:type="dxa"/>
               <w:left w:w="120" w:type="dxa"/>
@@ -4352,7 +4321,7 @@
         </w:tc>
         <w:tc>
           <w:tcPr>
-            <w:tcW w:w="6328" w:type="dxa"/>
+            <w:tcW w:w="7170" w:type="dxa"/>
             <w:tcMar>
               <w:top w:w="60" w:type="dxa"/>
               <w:left w:w="120" w:type="dxa"/>
@@ -4374,9 +4343,7 @@
       </w:tr>
       <w:tr>
         <w:tc>
-          <w:tcPr>
-            <w:tcW w:w="2460" w:type="dxa"/>
-          </w:tcPr>
+          <w:tcPr/>
           <w:p>
             <w:pPr>
               <w:pStyle w:val="Compact"/>
@@ -4388,7 +4355,7 @@
         </w:tc>
         <w:tc>
           <w:tcPr>
-            <w:tcW w:w="6328" w:type="dxa"/>
+            <w:tcW w:w="7170" w:type="dxa"/>
             <w:tcMar>
               <w:top w:w="60" w:type="dxa"/>
               <w:left w:w="120" w:type="dxa"/>
@@ -4409,18 +4376,10 @@
       </w:tr>
       <w:tr>
         <w:tc>
-          <w:tcPr>
-            <w:tcMar>
-              <w:top w:w="60" w:type="dxa"/>
-              <w:left w:w="120" w:type="dxa"/>
-              <w:bottom w:w="60" w:type="dxa"/>
-              <w:right w:w="120" w:type="dxa"/>
-            </w:tcMar>
-          </w:tcPr>
-          <w:p>
-            <w:pPr>
-              <w:pStyle w:val="Compact"/>
-              <w:wordWrap w:val="1"/>
+          <w:tcPr/>
+          <w:p>
+            <w:pPr>
+              <w:pStyle w:val="Compact"/>
             </w:pPr>
             <w:r>
               <w:t xml:space="preserve">진행 내용</w:t>
@@ -4429,6 +4388,7 @@
         </w:tc>
         <w:tc>
           <w:tcPr>
+            <w:tcW w:w="7170" w:type="dxa"/>
             <w:tcMar>
               <w:top w:w="60" w:type="dxa"/>
               <w:left w:w="120" w:type="dxa"/>
@@ -4483,7 +4443,7 @@
         </w:trPr>
         <w:tc>
           <w:tcPr>
-            <w:tcW w:w="2460" w:type="dxa"/>
+            <w:tcW w:w="2983" w:type="dxa"/>
             <w:tcMar>
               <w:top w:w="60" w:type="dxa"/>
               <w:left w:w="120" w:type="dxa"/>
@@ -4504,7 +4464,7 @@
         </w:tc>
         <w:tc>
           <w:tcPr>
-            <w:tcW w:w="6328" w:type="dxa"/>
+            <w:tcW w:w="5805" w:type="dxa"/>
             <w:tcMar>
               <w:top w:w="60" w:type="dxa"/>
               <w:left w:w="120" w:type="dxa"/>
@@ -4526,9 +4486,7 @@
       </w:tr>
       <w:tr>
         <w:tc>
-          <w:tcPr>
-            <w:tcW w:w="2460" w:type="dxa"/>
-          </w:tcPr>
+          <w:tcPr/>
           <w:p>
             <w:pPr>
               <w:pStyle w:val="Compact"/>
@@ -4540,7 +4498,7 @@
         </w:tc>
         <w:tc>
           <w:tcPr>
-            <w:tcW w:w="6328" w:type="dxa"/>
+            <w:tcW w:w="5805" w:type="dxa"/>
             <w:tcMar>
               <w:top w:w="60" w:type="dxa"/>
               <w:left w:w="120" w:type="dxa"/>
@@ -4573,6 +4531,7 @@
         </w:tc>
         <w:tc>
           <w:tcPr>
+            <w:tcW w:w="5805" w:type="dxa"/>
             <w:tcMar>
               <w:top w:w="60" w:type="dxa"/>
               <w:left w:w="120" w:type="dxa"/>
@@ -4604,9 +4563,7 @@
           </w:p>
         </w:tc>
         <w:tc>
-          <w:tcPr>
-            <w:tcW w:w="6328" w:type="dxa"/>
-          </w:tcPr>
+          <w:tcPr/>
           <w:p>
             <w:pPr>
               <w:pStyle w:val="Compact"/>
@@ -4619,19 +4576,10 @@
       </w:tr>
       <w:tr>
         <w:tc>
-          <w:tcPr>
-            <w:tcW w:w="2460" w:type="dxa"/>
-            <w:tcMar>
-              <w:top w:w="60" w:type="dxa"/>
-              <w:left w:w="120" w:type="dxa"/>
-              <w:bottom w:w="60" w:type="dxa"/>
-              <w:right w:w="120" w:type="dxa"/>
-            </w:tcMar>
-          </w:tcPr>
-          <w:p>
-            <w:pPr>
-              <w:pStyle w:val="Compact"/>
-              <w:wordWrap w:val="1"/>
+          <w:tcPr/>
+          <w:p>
+            <w:pPr>
+              <w:pStyle w:val="Compact"/>
             </w:pPr>
             <w:r>
               <w:t xml:space="preserve">샘플링</w:t>
@@ -4639,10 +4587,19 @@
           </w:p>
         </w:tc>
         <w:tc>
-          <w:tcPr/>
-          <w:p>
-            <w:pPr>
-              <w:pStyle w:val="Compact"/>
+          <w:tcPr>
+            <w:tcW w:w="5805" w:type="dxa"/>
+            <w:tcMar>
+              <w:top w:w="60" w:type="dxa"/>
+              <w:left w:w="120" w:type="dxa"/>
+              <w:bottom w:w="60" w:type="dxa"/>
+              <w:right w:w="120" w:type="dxa"/>
+            </w:tcMar>
+          </w:tcPr>
+          <w:p>
+            <w:pPr>
+              <w:pStyle w:val="Compact"/>
+              <w:wordWrap w:val="1"/>
             </w:pPr>
             <w:r>
               <w:t xml:space="preserve">기록/제품에서 대표 샘플을 추출하여 적합성 검증</w:t>
@@ -4652,18 +4609,10 @@
       </w:tr>
       <w:tr>
         <w:tc>
-          <w:tcPr>
-            <w:tcMar>
-              <w:top w:w="60" w:type="dxa"/>
-              <w:left w:w="120" w:type="dxa"/>
-              <w:bottom w:w="60" w:type="dxa"/>
-              <w:right w:w="120" w:type="dxa"/>
-            </w:tcMar>
-          </w:tcPr>
-          <w:p>
-            <w:pPr>
-              <w:pStyle w:val="Compact"/>
-              <w:wordWrap w:val="1"/>
+          <w:tcPr/>
+          <w:p>
+            <w:pPr>
+              <w:pStyle w:val="Compact"/>
             </w:pPr>
             <w:r>
               <w:t xml:space="preserve">추적 심사 (Tracing)</w:t>
@@ -4671,18 +4620,10 @@
           </w:p>
         </w:tc>
         <w:tc>
-          <w:tcPr>
-            <w:tcMar>
-              <w:top w:w="60" w:type="dxa"/>
-              <w:left w:w="120" w:type="dxa"/>
-              <w:bottom w:w="60" w:type="dxa"/>
-              <w:right w:w="120" w:type="dxa"/>
-            </w:tcMar>
-          </w:tcPr>
-          <w:p>
-            <w:pPr>
-              <w:pStyle w:val="Compact"/>
-              <w:wordWrap w:val="1"/>
+          <w:tcPr/>
+          <w:p>
+            <w:pPr>
+              <w:pStyle w:val="Compact"/>
             </w:pPr>
             <w:r>
               <w:t xml:space="preserve">특정 주문/로트를 처음부터 끝까지 추적하여 프로세스 연결 확인</w:t>
@@ -4955,7 +4896,7 @@
         </w:trPr>
         <w:tc>
           <w:tcPr>
-            <w:tcW w:w="2460" w:type="dxa"/>
+            <w:tcW w:w="1878" w:type="dxa"/>
             <w:tcMar>
               <w:top w:w="60" w:type="dxa"/>
               <w:left w:w="120" w:type="dxa"/>
@@ -4976,7 +4917,7 @@
         </w:tc>
         <w:tc>
           <w:tcPr>
-            <w:tcW w:w="6328" w:type="dxa"/>
+            <w:tcW w:w="6910" w:type="dxa"/>
             <w:tcMar>
               <w:top w:w="60" w:type="dxa"/>
               <w:left w:w="120" w:type="dxa"/>
@@ -4998,9 +4939,7 @@
       </w:tr>
       <w:tr>
         <w:tc>
-          <w:tcPr>
-            <w:tcW w:w="2460" w:type="dxa"/>
-          </w:tcPr>
+          <w:tcPr/>
           <w:p>
             <w:pPr>
               <w:pStyle w:val="Compact"/>
@@ -5012,7 +4951,7 @@
         </w:tc>
         <w:tc>
           <w:tcPr>
-            <w:tcW w:w="6328" w:type="dxa"/>
+            <w:tcW w:w="6910" w:type="dxa"/>
             <w:tcMar>
               <w:top w:w="60" w:type="dxa"/>
               <w:left w:w="120" w:type="dxa"/>
@@ -5045,6 +4984,7 @@
         </w:tc>
         <w:tc>
           <w:tcPr>
+            <w:tcW w:w="6910" w:type="dxa"/>
             <w:tcMar>
               <w:top w:w="60" w:type="dxa"/>
               <w:left w:w="120" w:type="dxa"/>
@@ -5065,18 +5005,10 @@
       </w:tr>
       <w:tr>
         <w:tc>
-          <w:tcPr>
-            <w:tcMar>
-              <w:top w:w="60" w:type="dxa"/>
-              <w:left w:w="120" w:type="dxa"/>
-              <w:bottom w:w="60" w:type="dxa"/>
-              <w:right w:w="120" w:type="dxa"/>
-            </w:tcMar>
-          </w:tcPr>
-          <w:p>
-            <w:pPr>
-              <w:pStyle w:val="Compact"/>
-              <w:wordWrap w:val="1"/>
+          <w:tcPr/>
+          <w:p>
+            <w:pPr>
+              <w:pStyle w:val="Compact"/>
             </w:pPr>
             <w:r>
               <w:t xml:space="preserve">피심사 부서</w:t>
@@ -5085,7 +5017,6 @@
         </w:tc>
         <w:tc>
           <w:tcPr>
-            <w:tcW w:w="6328" w:type="dxa"/>
             <w:tcMar>
               <w:top w:w="60" w:type="dxa"/>
               <w:left w:w="120" w:type="dxa"/>
@@ -5170,7 +5101,7 @@
         </w:trPr>
         <w:tc>
           <w:tcPr>
-            <w:tcW w:w="2460" w:type="dxa"/>
+            <w:tcW w:w="2476" w:type="dxa"/>
             <w:tcMar>
               <w:top w:w="60" w:type="dxa"/>
               <w:left w:w="120" w:type="dxa"/>
@@ -5191,7 +5122,7 @@
         </w:tc>
         <w:tc>
           <w:tcPr>
-            <w:tcW w:w="6328" w:type="dxa"/>
+            <w:tcW w:w="6312" w:type="dxa"/>
             <w:tcMar>
               <w:top w:w="60" w:type="dxa"/>
               <w:left w:w="120" w:type="dxa"/>
@@ -5213,9 +5144,7 @@
       </w:tr>
       <w:tr>
         <w:tc>
-          <w:tcPr>
-            <w:tcW w:w="2460" w:type="dxa"/>
-          </w:tcPr>
+          <w:tcPr/>
           <w:p>
             <w:pPr>
               <w:pStyle w:val="Compact"/>
@@ -5227,7 +5156,7 @@
         </w:tc>
         <w:tc>
           <w:tcPr>
-            <w:tcW w:w="6328" w:type="dxa"/>
+            <w:tcW w:w="6312" w:type="dxa"/>
             <w:tcMar>
               <w:top w:w="60" w:type="dxa"/>
               <w:left w:w="120" w:type="dxa"/>
@@ -5260,6 +5189,7 @@
         </w:tc>
         <w:tc>
           <w:tcPr>
+            <w:tcW w:w="6312" w:type="dxa"/>
             <w:tcMar>
               <w:top w:w="60" w:type="dxa"/>
               <w:left w:w="120" w:type="dxa"/>
@@ -5291,9 +5221,7 @@
           </w:p>
         </w:tc>
         <w:tc>
-          <w:tcPr>
-            <w:tcW w:w="6328" w:type="dxa"/>
-          </w:tcPr>
+          <w:tcPr/>
           <w:p>
             <w:pPr>
               <w:pStyle w:val="Compact"/>
@@ -5306,19 +5234,10 @@
       </w:tr>
       <w:tr>
         <w:tc>
-          <w:tcPr>
-            <w:tcW w:w="2460" w:type="dxa"/>
-            <w:tcMar>
-              <w:top w:w="60" w:type="dxa"/>
-              <w:left w:w="120" w:type="dxa"/>
-              <w:bottom w:w="60" w:type="dxa"/>
-              <w:right w:w="120" w:type="dxa"/>
-            </w:tcMar>
-          </w:tcPr>
-          <w:p>
-            <w:pPr>
-              <w:pStyle w:val="Compact"/>
-              <w:wordWrap w:val="1"/>
+          <w:tcPr/>
+          <w:p>
+            <w:pPr>
+              <w:pStyle w:val="Compact"/>
             </w:pPr>
             <w:r>
               <w:t xml:space="preserve">발견사항 상세</w:t>
@@ -5326,10 +5245,19 @@
           </w:p>
         </w:tc>
         <w:tc>
-          <w:tcPr/>
-          <w:p>
-            <w:pPr>
-              <w:pStyle w:val="Compact"/>
+          <w:tcPr>
+            <w:tcW w:w="6312" w:type="dxa"/>
+            <w:tcMar>
+              <w:top w:w="60" w:type="dxa"/>
+              <w:left w:w="120" w:type="dxa"/>
+              <w:bottom w:w="60" w:type="dxa"/>
+              <w:right w:w="120" w:type="dxa"/>
+            </w:tcMar>
+          </w:tcPr>
+          <w:p>
+            <w:pPr>
+              <w:pStyle w:val="Compact"/>
+              <w:wordWrap w:val="1"/>
             </w:pPr>
             <w:r>
               <w:t xml:space="preserve">각 건별 조항, 증거, 분류, 해당 부서</w:t>
@@ -5363,18 +5291,10 @@
       </w:tr>
       <w:tr>
         <w:tc>
-          <w:tcPr>
-            <w:tcMar>
-              <w:top w:w="60" w:type="dxa"/>
-              <w:left w:w="120" w:type="dxa"/>
-              <w:bottom w:w="60" w:type="dxa"/>
-              <w:right w:w="120" w:type="dxa"/>
-            </w:tcMar>
-          </w:tcPr>
-          <w:p>
-            <w:pPr>
-              <w:pStyle w:val="Compact"/>
-              <w:wordWrap w:val="1"/>
+          <w:tcPr/>
+          <w:p>
+            <w:pPr>
+              <w:pStyle w:val="Compact"/>
             </w:pPr>
             <w:r>
               <w:t xml:space="preserve">종합 평가</w:t>
@@ -5382,18 +5302,10 @@
           </w:p>
         </w:tc>
         <w:tc>
-          <w:tcPr>
-            <w:tcMar>
-              <w:top w:w="60" w:type="dxa"/>
-              <w:left w:w="120" w:type="dxa"/>
-              <w:bottom w:w="60" w:type="dxa"/>
-              <w:right w:w="120" w:type="dxa"/>
-            </w:tcMar>
-          </w:tcPr>
-          <w:p>
-            <w:pPr>
-              <w:pStyle w:val="Compact"/>
-              <w:wordWrap w:val="1"/>
+          <w:tcPr/>
+          <w:p>
+            <w:pPr>
+              <w:pStyle w:val="Compact"/>
             </w:pPr>
             <w:r>
               <w:t xml:space="preserve">QMS 전체 적합성/효과성 평가</w:t>
@@ -5682,7 +5594,7 @@
         </w:trPr>
         <w:tc>
           <w:tcPr>
-            <w:tcW w:w="2460" w:type="dxa"/>
+            <w:tcW w:w="2216" w:type="dxa"/>
             <w:tcMar>
               <w:top w:w="60" w:type="dxa"/>
               <w:left w:w="120" w:type="dxa"/>
@@ -5703,7 +5615,7 @@
         </w:tc>
         <w:tc>
           <w:tcPr>
-            <w:tcW w:w="6328" w:type="dxa"/>
+            <w:tcW w:w="6572" w:type="dxa"/>
             <w:tcMar>
               <w:top w:w="60" w:type="dxa"/>
               <w:left w:w="120" w:type="dxa"/>
@@ -5725,9 +5637,7 @@
       </w:tr>
       <w:tr>
         <w:tc>
-          <w:tcPr>
-            <w:tcW w:w="2460" w:type="dxa"/>
-          </w:tcPr>
+          <w:tcPr/>
           <w:p>
             <w:pPr>
               <w:pStyle w:val="Compact"/>
@@ -5739,7 +5649,7 @@
         </w:tc>
         <w:tc>
           <w:tcPr>
-            <w:tcW w:w="6328" w:type="dxa"/>
+            <w:tcW w:w="6572" w:type="dxa"/>
             <w:tcMar>
               <w:top w:w="60" w:type="dxa"/>
               <w:left w:w="120" w:type="dxa"/>
@@ -5772,6 +5682,7 @@
         </w:tc>
         <w:tc>
           <w:tcPr>
+            <w:tcW w:w="6572" w:type="dxa"/>
             <w:tcMar>
               <w:top w:w="60" w:type="dxa"/>
               <w:left w:w="120" w:type="dxa"/>
@@ -5792,18 +5703,10 @@
       </w:tr>
       <w:tr>
         <w:tc>
-          <w:tcPr>
-            <w:tcMar>
-              <w:top w:w="60" w:type="dxa"/>
-              <w:left w:w="120" w:type="dxa"/>
-              <w:bottom w:w="60" w:type="dxa"/>
-              <w:right w:w="120" w:type="dxa"/>
-            </w:tcMar>
-          </w:tcPr>
-          <w:p>
-            <w:pPr>
-              <w:pStyle w:val="Compact"/>
-              <w:wordWrap w:val="1"/>
+          <w:tcPr/>
+          <w:p>
+            <w:pPr>
+              <w:pStyle w:val="Compact"/>
             </w:pPr>
             <w:r>
               <w:t xml:space="preserve">차기 정기 심사</w:t>
@@ -5812,7 +5715,6 @@
         </w:tc>
         <w:tc>
           <w:tcPr>
-            <w:tcW w:w="6328" w:type="dxa"/>
             <w:tcMar>
               <w:top w:w="60" w:type="dxa"/>
               <w:left w:w="120" w:type="dxa"/>
@@ -5885,7 +5787,7 @@
         </w:trPr>
         <w:tc>
           <w:tcPr>
-            <w:tcW w:w="2460" w:type="dxa"/>
+            <w:tcW w:w="3000" w:type="dxa"/>
             <w:tcMar>
               <w:top w:w="60" w:type="dxa"/>
               <w:left w:w="120" w:type="dxa"/>
@@ -5906,7 +5808,7 @@
         </w:tc>
         <w:tc>
           <w:tcPr>
-            <w:tcW w:w="6328" w:type="dxa"/>
+            <w:tcW w:w="5788" w:type="dxa"/>
             <w:tcMar>
               <w:top w:w="60" w:type="dxa"/>
               <w:left w:w="120" w:type="dxa"/>
@@ -5928,9 +5830,7 @@
       </w:tr>
       <w:tr>
         <w:tc>
-          <w:tcPr>
-            <w:tcW w:w="2460" w:type="dxa"/>
-          </w:tcPr>
+          <w:tcPr/>
           <w:p>
             <w:pPr>
               <w:pStyle w:val="Compact"/>
@@ -5946,7 +5846,7 @@
         </w:tc>
         <w:tc>
           <w:tcPr>
-            <w:tcW w:w="6328" w:type="dxa"/>
+            <w:tcW w:w="5788" w:type="dxa"/>
             <w:tcMar>
               <w:top w:w="60" w:type="dxa"/>
               <w:left w:w="120" w:type="dxa"/>
@@ -5983,6 +5883,7 @@
         </w:tc>
         <w:tc>
           <w:tcPr>
+            <w:tcW w:w="5788" w:type="dxa"/>
             <w:tcMar>
               <w:top w:w="60" w:type="dxa"/>
               <w:left w:w="120" w:type="dxa"/>
@@ -6003,18 +5904,10 @@
       </w:tr>
       <w:tr>
         <w:tc>
-          <w:tcPr>
-            <w:tcMar>
-              <w:top w:w="60" w:type="dxa"/>
-              <w:left w:w="120" w:type="dxa"/>
-              <w:bottom w:w="60" w:type="dxa"/>
-              <w:right w:w="120" w:type="dxa"/>
-            </w:tcMar>
-          </w:tcPr>
-          <w:p>
-            <w:pPr>
-              <w:pStyle w:val="Compact"/>
-              <w:wordWrap w:val="1"/>
+          <w:tcPr/>
+          <w:p>
+            <w:pPr>
+              <w:pStyle w:val="Compact"/>
             </w:pPr>
             <w:r>
               <w:rPr>
@@ -6027,7 +5920,6 @@
         </w:tc>
         <w:tc>
           <w:tcPr>
-            <w:tcW w:w="6328" w:type="dxa"/>
             <w:tcMar>
               <w:top w:w="60" w:type="dxa"/>
               <w:left w:w="120" w:type="dxa"/>
@@ -6081,7 +5973,7 @@
         </w:trPr>
         <w:tc>
           <w:tcPr>
-            <w:tcW w:w="2460" w:type="dxa"/>
+            <w:tcW w:w="1878" w:type="dxa"/>
             <w:tcMar>
               <w:top w:w="60" w:type="dxa"/>
               <w:left w:w="120" w:type="dxa"/>
@@ -6102,7 +5994,7 @@
         </w:tc>
         <w:tc>
           <w:tcPr>
-            <w:tcW w:w="6328" w:type="dxa"/>
+            <w:tcW w:w="6910" w:type="dxa"/>
             <w:tcMar>
               <w:top w:w="60" w:type="dxa"/>
               <w:left w:w="120" w:type="dxa"/>
@@ -6124,9 +6016,7 @@
       </w:tr>
       <w:tr>
         <w:tc>
-          <w:tcPr>
-            <w:tcW w:w="2460" w:type="dxa"/>
-          </w:tcPr>
+          <w:tcPr/>
           <w:p>
             <w:pPr>
               <w:pStyle w:val="Compact"/>
@@ -6138,7 +6028,7 @@
         </w:tc>
         <w:tc>
           <w:tcPr>
-            <w:tcW w:w="6328" w:type="dxa"/>
+            <w:tcW w:w="6910" w:type="dxa"/>
             <w:tcMar>
               <w:top w:w="60" w:type="dxa"/>
               <w:left w:w="120" w:type="dxa"/>
@@ -6171,6 +6061,7 @@
         </w:tc>
         <w:tc>
           <w:tcPr>
+            <w:tcW w:w="6910" w:type="dxa"/>
             <w:tcMar>
               <w:top w:w="60" w:type="dxa"/>
               <w:left w:w="120" w:type="dxa"/>
@@ -6202,9 +6093,7 @@
           </w:p>
         </w:tc>
         <w:tc>
-          <w:tcPr>
-            <w:tcW w:w="6328" w:type="dxa"/>
-          </w:tcPr>
+          <w:tcPr/>
           <w:p>
             <w:pPr>
               <w:pStyle w:val="Compact"/>
@@ -6217,19 +6106,10 @@
       </w:tr>
       <w:tr>
         <w:tc>
-          <w:tcPr>
-            <w:tcW w:w="2460" w:type="dxa"/>
-            <w:tcMar>
-              <w:top w:w="60" w:type="dxa"/>
-              <w:left w:w="120" w:type="dxa"/>
-              <w:bottom w:w="60" w:type="dxa"/>
-              <w:right w:w="120" w:type="dxa"/>
-            </w:tcMar>
-          </w:tcPr>
-          <w:p>
-            <w:pPr>
-              <w:pStyle w:val="Compact"/>
-              <w:wordWrap w:val="1"/>
+          <w:tcPr/>
+          <w:p>
+            <w:pPr>
+              <w:pStyle w:val="Compact"/>
             </w:pPr>
             <w:r>
               <w:t xml:space="preserve">자격 박탈</w:t>
@@ -6238,6 +6118,7 @@
         </w:tc>
         <w:tc>
           <w:tcPr>
+            <w:tcW w:w="6910" w:type="dxa"/>
             <w:tcMar>
               <w:top w:w="60" w:type="dxa"/>
               <w:left w:w="120" w:type="dxa"/>
@@ -6376,7 +6257,7 @@
         </w:trPr>
         <w:tc>
           <w:tcPr>
-            <w:tcW w:w="2460" w:type="dxa"/>
+            <w:tcW w:w="2138" w:type="dxa"/>
             <w:tcMar>
               <w:top w:w="60" w:type="dxa"/>
               <w:left w:w="120" w:type="dxa"/>
@@ -6397,7 +6278,7 @@
         </w:tc>
         <w:tc>
           <w:tcPr>
-            <w:tcW w:w="6328" w:type="dxa"/>
+            <w:tcW w:w="6650" w:type="dxa"/>
             <w:tcMar>
               <w:top w:w="60" w:type="dxa"/>
               <w:left w:w="120" w:type="dxa"/>
@@ -6419,9 +6300,7 @@
       </w:tr>
       <w:tr>
         <w:tc>
-          <w:tcPr>
-            <w:tcW w:w="2460" w:type="dxa"/>
-          </w:tcPr>
+          <w:tcPr/>
           <w:p>
             <w:pPr>
               <w:pStyle w:val="Compact"/>
@@ -6433,7 +6312,7 @@
         </w:tc>
         <w:tc>
           <w:tcPr>
-            <w:tcW w:w="6328" w:type="dxa"/>
+            <w:tcW w:w="6650" w:type="dxa"/>
             <w:tcMar>
               <w:top w:w="60" w:type="dxa"/>
               <w:left w:w="120" w:type="dxa"/>
@@ -6466,6 +6345,7 @@
         </w:tc>
         <w:tc>
           <w:tcPr>
+            <w:tcW w:w="6650" w:type="dxa"/>
             <w:tcMar>
               <w:top w:w="60" w:type="dxa"/>
               <w:left w:w="120" w:type="dxa"/>
@@ -6497,9 +6377,7 @@
           </w:p>
         </w:tc>
         <w:tc>
-          <w:tcPr>
-            <w:tcW w:w="6328" w:type="dxa"/>
-          </w:tcPr>
+          <w:tcPr/>
           <w:p>
             <w:pPr>
               <w:pStyle w:val="Compact"/>
@@ -6512,19 +6390,10 @@
       </w:tr>
       <w:tr>
         <w:tc>
-          <w:tcPr>
-            <w:tcW w:w="2460" w:type="dxa"/>
-            <w:tcMar>
-              <w:top w:w="60" w:type="dxa"/>
-              <w:left w:w="120" w:type="dxa"/>
-              <w:bottom w:w="60" w:type="dxa"/>
-              <w:right w:w="120" w:type="dxa"/>
-            </w:tcMar>
-          </w:tcPr>
-          <w:p>
-            <w:pPr>
-              <w:pStyle w:val="Compact"/>
-              <w:wordWrap w:val="1"/>
+          <w:tcPr/>
+          <w:p>
+            <w:pPr>
+              <w:pStyle w:val="Compact"/>
             </w:pPr>
             <w:r>
               <w:t xml:space="preserve">지속적 개선</w:t>
@@ -6533,6 +6402,7 @@
         </w:tc>
         <w:tc>
           <w:tcPr>
+            <w:tcW w:w="6650" w:type="dxa"/>
             <w:tcMar>
               <w:top w:w="60" w:type="dxa"/>
               <w:left w:w="120" w:type="dxa"/>
@@ -7333,7 +7203,6 @@
               <w:bottom w:w="60" w:type="dxa"/>
               <w:right w:w="120" w:type="dxa"/>
             </w:tcMar>
-            <w:shd w:val="clear" w:color="auto" w:fill="DEEAF1"/>
           </w:tcPr>
           <w:p>
             <w:pPr>
@@ -7353,7 +7222,6 @@
               <w:bottom w:w="60" w:type="dxa"/>
               <w:right w:w="120" w:type="dxa"/>
             </w:tcMar>
-            <w:shd w:val="clear" w:color="auto" w:fill="DEEAF1"/>
           </w:tcPr>
           <w:p>
             <w:pPr>
@@ -7373,7 +7241,6 @@
               <w:bottom w:w="60" w:type="dxa"/>
               <w:right w:w="120" w:type="dxa"/>
             </w:tcMar>
-            <w:shd w:val="clear" w:color="auto" w:fill="DEEAF1"/>
           </w:tcPr>
           <w:p>
             <w:pPr>
@@ -7980,431 +7847,647 @@
         <w:t xml:space="preserve">부록 A: 내부심사 프로세스 흐름도</w:t>
       </w:r>
     </w:p>
-    <w:p>
-      <w:pPr>
-        <w:pStyle w:val="SourceCode"/>
-      </w:pPr>
-      <w:r>
-        <w:rPr>
-          <w:rStyle w:val="VerbatimChar"/>
-        </w:rPr>
-        <w:t xml:space="preserve">┌──────────────┐     ┌──────────────┐     ┌──────────────┐</w:t>
-      </w:r>
-      <w:r>
-        <w:br/>
-      </w:r>
-      <w:r>
-        <w:rPr>
-          <w:rStyle w:val="VerbatimChar"/>
-        </w:rPr>
-        <w:t xml:space="preserve">│  연간 심사    │     │  개별 심사    │     │  심사원 배정  │</w:t>
-      </w:r>
-      <w:r>
-        <w:br/>
-      </w:r>
-      <w:r>
-        <w:rPr>
-          <w:rStyle w:val="VerbatimChar"/>
-        </w:rPr>
-        <w:t xml:space="preserve">│  프로그램     │────→│  계획 수립   │────→│  (독립성 확인)│</w:t>
-      </w:r>
-      <w:r>
-        <w:br/>
-      </w:r>
-      <w:r>
-        <w:rPr>
-          <w:rStyle w:val="VerbatimChar"/>
-        </w:rPr>
-        <w:t xml:space="preserve">│  (QMR 승인)  │     │  (2주 전)    │     │              │</w:t>
-      </w:r>
-      <w:r>
-        <w:br/>
-      </w:r>
-      <w:r>
-        <w:rPr>
-          <w:rStyle w:val="VerbatimChar"/>
-        </w:rPr>
-        <w:t xml:space="preserve">└──────────────┘     └──────────────┘     └──────────────┘</w:t>
-      </w:r>
-      <w:r>
-        <w:br/>
-      </w:r>
-      <w:r>
-        <w:rPr>
-          <w:rStyle w:val="VerbatimChar"/>
-        </w:rPr>
-        <w:t xml:space="preserve">                                                │</w:t>
-      </w:r>
-      <w:r>
-        <w:br/>
-      </w:r>
-      <w:r>
-        <w:rPr>
-          <w:rStyle w:val="VerbatimChar"/>
-        </w:rPr>
-        <w:t xml:space="preserve">                         ┌──────────────────────┘</w:t>
-      </w:r>
-      <w:r>
-        <w:br/>
-      </w:r>
-      <w:r>
-        <w:rPr>
-          <w:rStyle w:val="VerbatimChar"/>
-        </w:rPr>
-        <w:t xml:space="preserve">                         ▼</w:t>
-      </w:r>
-      <w:r>
-        <w:br/>
-      </w:r>
-      <w:r>
-        <w:rPr>
-          <w:rStyle w:val="VerbatimChar"/>
-        </w:rPr>
-        <w:t xml:space="preserve">                  ┌──────────────┐</w:t>
-      </w:r>
-      <w:r>
-        <w:br/>
-      </w:r>
-      <w:r>
-        <w:rPr>
-          <w:rStyle w:val="VerbatimChar"/>
-        </w:rPr>
-        <w:t xml:space="preserve">                  │  심사 준비    │</w:t>
-      </w:r>
-      <w:r>
-        <w:br/>
-      </w:r>
-      <w:r>
-        <w:rPr>
-          <w:rStyle w:val="VerbatimChar"/>
-        </w:rPr>
-        <w:t xml:space="preserve">                  │  (체크리스트) │</w:t>
-      </w:r>
-      <w:r>
-        <w:br/>
-      </w:r>
-      <w:r>
-        <w:rPr>
-          <w:rStyle w:val="VerbatimChar"/>
-        </w:rPr>
-        <w:t xml:space="preserve">                  └──────────────┘</w:t>
-      </w:r>
-      <w:r>
-        <w:br/>
-      </w:r>
-      <w:r>
-        <w:rPr>
-          <w:rStyle w:val="VerbatimChar"/>
-        </w:rPr>
-        <w:t xml:space="preserve">                         │</w:t>
-      </w:r>
-      <w:r>
-        <w:br/>
-      </w:r>
-      <w:r>
-        <w:rPr>
-          <w:rStyle w:val="VerbatimChar"/>
-        </w:rPr>
-        <w:t xml:space="preserve">                         ▼</w:t>
-      </w:r>
-      <w:r>
-        <w:br/>
-      </w:r>
-      <w:r>
-        <w:rPr>
-          <w:rStyle w:val="VerbatimChar"/>
-        </w:rPr>
-        <w:t xml:space="preserve">                  ┌──────────────┐</w:t>
-      </w:r>
-      <w:r>
-        <w:br/>
-      </w:r>
-      <w:r>
-        <w:rPr>
-          <w:rStyle w:val="VerbatimChar"/>
-        </w:rPr>
-        <w:t xml:space="preserve">                  │  시작 회의    │</w:t>
-      </w:r>
-      <w:r>
-        <w:br/>
-      </w:r>
-      <w:r>
-        <w:rPr>
-          <w:rStyle w:val="VerbatimChar"/>
-        </w:rPr>
-        <w:t xml:space="preserve">                  └──────────────┘</w:t>
-      </w:r>
-      <w:r>
-        <w:br/>
-      </w:r>
-      <w:r>
-        <w:rPr>
-          <w:rStyle w:val="VerbatimChar"/>
-        </w:rPr>
-        <w:t xml:space="preserve">                         │</w:t>
-      </w:r>
-      <w:r>
-        <w:br/>
-      </w:r>
-      <w:r>
-        <w:rPr>
-          <w:rStyle w:val="VerbatimChar"/>
-        </w:rPr>
-        <w:t xml:space="preserve">                         ▼</w:t>
-      </w:r>
-      <w:r>
-        <w:br/>
-      </w:r>
-      <w:r>
-        <w:rPr>
-          <w:rStyle w:val="VerbatimChar"/>
-        </w:rPr>
-        <w:t xml:space="preserve">                  ┌──────────────┐</w:t>
-      </w:r>
-      <w:r>
-        <w:br/>
-      </w:r>
-      <w:r>
-        <w:rPr>
-          <w:rStyle w:val="VerbatimChar"/>
-        </w:rPr>
-        <w:t xml:space="preserve">                  │  현장 심사    │</w:t>
-      </w:r>
-      <w:r>
-        <w:br/>
-      </w:r>
-      <w:r>
-        <w:rPr>
-          <w:rStyle w:val="VerbatimChar"/>
-        </w:rPr>
-        <w:t xml:space="preserve">                  │  (증거 수집)  │</w:t>
-      </w:r>
-      <w:r>
-        <w:br/>
-      </w:r>
-      <w:r>
-        <w:rPr>
-          <w:rStyle w:val="VerbatimChar"/>
-        </w:rPr>
-        <w:t xml:space="preserve">                  └──────────────┘</w:t>
-      </w:r>
-      <w:r>
-        <w:br/>
-      </w:r>
-      <w:r>
-        <w:rPr>
-          <w:rStyle w:val="VerbatimChar"/>
-        </w:rPr>
-        <w:t xml:space="preserve">                         │</w:t>
-      </w:r>
-      <w:r>
-        <w:br/>
-      </w:r>
-      <w:r>
-        <w:rPr>
-          <w:rStyle w:val="VerbatimChar"/>
-        </w:rPr>
-        <w:t xml:space="preserve">                         ▼</w:t>
-      </w:r>
-      <w:r>
-        <w:br/>
-      </w:r>
-      <w:r>
-        <w:rPr>
-          <w:rStyle w:val="VerbatimChar"/>
-        </w:rPr>
-        <w:t xml:space="preserve">                  ┌──────────────┐</w:t>
-      </w:r>
-      <w:r>
-        <w:br/>
-      </w:r>
-      <w:r>
-        <w:rPr>
-          <w:rStyle w:val="VerbatimChar"/>
-        </w:rPr>
-        <w:t xml:space="preserve">                  │  종료 회의    │</w:t>
-      </w:r>
-      <w:r>
-        <w:br/>
-      </w:r>
-      <w:r>
-        <w:rPr>
-          <w:rStyle w:val="VerbatimChar"/>
-        </w:rPr>
-        <w:t xml:space="preserve">                  │  (결과 발표)  │</w:t>
-      </w:r>
-      <w:r>
-        <w:br/>
-      </w:r>
-      <w:r>
-        <w:rPr>
-          <w:rStyle w:val="VerbatimChar"/>
-        </w:rPr>
-        <w:t xml:space="preserve">                  └──────────────┘</w:t>
-      </w:r>
-      <w:r>
-        <w:br/>
-      </w:r>
-      <w:r>
-        <w:rPr>
-          <w:rStyle w:val="VerbatimChar"/>
-        </w:rPr>
-        <w:t xml:space="preserve">                         │</w:t>
-      </w:r>
-      <w:r>
-        <w:br/>
-      </w:r>
-      <w:r>
-        <w:rPr>
-          <w:rStyle w:val="VerbatimChar"/>
-        </w:rPr>
-        <w:t xml:space="preserve">                         ▼</w:t>
-      </w:r>
-      <w:r>
-        <w:br/>
-      </w:r>
-      <w:r>
-        <w:rPr>
-          <w:rStyle w:val="VerbatimChar"/>
-        </w:rPr>
-        <w:t xml:space="preserve">                  ┌──────────────┐     ┌──────────────┐</w:t>
-      </w:r>
-      <w:r>
-        <w:br/>
-      </w:r>
-      <w:r>
-        <w:rPr>
-          <w:rStyle w:val="VerbatimChar"/>
-        </w:rPr>
-        <w:t xml:space="preserve">                  │  심사 보고서  │────→│  CAR 발행     │</w:t>
-      </w:r>
-      <w:r>
-        <w:br/>
-      </w:r>
-      <w:r>
-        <w:rPr>
-          <w:rStyle w:val="VerbatimChar"/>
-        </w:rPr>
-        <w:t xml:space="preserve">                  │  작성 (5일)  │     │  (NC 건)      │</w:t>
-      </w:r>
-      <w:r>
-        <w:br/>
-      </w:r>
-      <w:r>
-        <w:rPr>
-          <w:rStyle w:val="VerbatimChar"/>
-        </w:rPr>
-        <w:t xml:space="preserve">                  └──────────────┘     └──────────────┘</w:t>
-      </w:r>
-      <w:r>
-        <w:br/>
-      </w:r>
-      <w:r>
-        <w:rPr>
-          <w:rStyle w:val="VerbatimChar"/>
-        </w:rPr>
-        <w:t xml:space="preserve">                                              │</w:t>
-      </w:r>
-      <w:r>
-        <w:br/>
-      </w:r>
-      <w:r>
-        <w:rPr>
-          <w:rStyle w:val="VerbatimChar"/>
-        </w:rPr>
-        <w:t xml:space="preserve">                                              ▼</w:t>
-      </w:r>
-      <w:r>
-        <w:br/>
-      </w:r>
-      <w:r>
-        <w:rPr>
-          <w:rStyle w:val="VerbatimChar"/>
-        </w:rPr>
-        <w:t xml:space="preserve">                                       ┌──────────────┐</w:t>
-      </w:r>
-      <w:r>
-        <w:br/>
-      </w:r>
-      <w:r>
-        <w:rPr>
-          <w:rStyle w:val="VerbatimChar"/>
-        </w:rPr>
-        <w:t xml:space="preserve">                                       │  시정조치     │</w:t>
-      </w:r>
-      <w:r>
-        <w:br/>
-      </w:r>
-      <w:r>
-        <w:rPr>
-          <w:rStyle w:val="VerbatimChar"/>
-        </w:rPr>
-        <w:t xml:space="preserve">                                       │  유효성 확인  │</w:t>
-      </w:r>
-      <w:r>
-        <w:br/>
-      </w:r>
-      <w:r>
-        <w:rPr>
-          <w:rStyle w:val="VerbatimChar"/>
-        </w:rPr>
-        <w:t xml:space="preserve">                                       └──────────────┘</w:t>
-      </w:r>
-      <w:r>
-        <w:br/>
-      </w:r>
-      <w:r>
-        <w:rPr>
-          <w:rStyle w:val="VerbatimChar"/>
-        </w:rPr>
-        <w:t xml:space="preserve">                                              │</w:t>
-      </w:r>
-      <w:r>
-        <w:br/>
-      </w:r>
-      <w:r>
-        <w:rPr>
-          <w:rStyle w:val="VerbatimChar"/>
-        </w:rPr>
-        <w:t xml:space="preserve">                                              ▼</w:t>
-      </w:r>
-      <w:r>
-        <w:br/>
-      </w:r>
-      <w:r>
-        <w:rPr>
-          <w:rStyle w:val="VerbatimChar"/>
-        </w:rPr>
-        <w:t xml:space="preserve">                                       ┌──────────────┐</w:t>
-      </w:r>
-      <w:r>
-        <w:br/>
-      </w:r>
-      <w:r>
-        <w:rPr>
-          <w:rStyle w:val="VerbatimChar"/>
-        </w:rPr>
-        <w:t xml:space="preserve">                                       │  경영검토     │</w:t>
-      </w:r>
-      <w:r>
-        <w:br/>
-      </w:r>
-      <w:r>
-        <w:rPr>
-          <w:rStyle w:val="VerbatimChar"/>
-        </w:rPr>
-        <w:t xml:space="preserve">                                       │  보고 (QP-904)│</w:t>
-      </w:r>
-      <w:r>
-        <w:br/>
-      </w:r>
-      <w:r>
-        <w:rPr>
-          <w:rStyle w:val="VerbatimChar"/>
-        </w:rPr>
-        <w:t xml:space="preserve">                                       └──────────────┘</w:t>
-      </w:r>
-    </w:p>
+    <w:tbl>
+      <w:tblPr>
+        <w:tblLook w:firstColumn="1" w:firstRow="1" w:lastColumn="0" w:lastRow="0" w:noHBand="0" w:noVBand="1" w:val="04A0"/>
+        <w:tblW w:w="8788" w:type="dxa"/>
+        <w:tblBorders>
+          <w:top w:val="single" w:sz="4" w:color="2E74B5" w:space="0"/>
+          <w:left w:val="single" w:sz="4" w:color="2E74B5" w:space="0"/>
+          <w:bottom w:val="single" w:sz="4" w:color="2E74B5" w:space="0"/>
+          <w:right w:val="single" w:sz="4" w:color="2E74B5" w:space="0"/>
+          <w:insideH w:val="single" w:sz="4" w:color="BDD7EE" w:space="0"/>
+          <w:insideV w:val="single" w:sz="2" w:color="D9D9D9" w:space="0"/>
+        </w:tblBorders>
+      </w:tblPr>
+      <w:tblGrid>
+        <w:gridCol w:w="8788"/>
+      </w:tblGrid>
+      <w:tr>
+        <w:tc>
+          <w:tcPr>
+            <w:tcW w:w="8788" w:type="dxa"/>
+            <w:tcMar>
+              <w:top w:w="80" w:type="dxa"/>
+              <w:left w:w="140" w:type="dxa"/>
+              <w:bottom w:w="80" w:type="dxa"/>
+              <w:right w:w="140" w:type="dxa"/>
+            </w:tcMar>
+          </w:tcPr>
+          <w:p>
+            <w:pPr>
+              <w:spacing w:before="0" w:after="0" w:line="240" w:lineRule="auto"/>
+            </w:pPr>
+            <w:r>
+              <w:rPr>
+                <w:rFonts w:ascii="Courier New" w:hAnsi="Courier New" w:eastAsia="NanumGothicCoding"/>
+                <w:sz w:val="18"/>
+                <w:szCs w:val="18"/>
+              </w:rPr>
+              <w:t xml:space="preserve">┌──────────────┐     ┌──────────────┐     ┌──────────────┐</w:t>
+            </w:r>
+          </w:p>
+          <w:p>
+            <w:pPr>
+              <w:spacing w:before="0" w:after="0" w:line="240" w:lineRule="auto"/>
+            </w:pPr>
+            <w:r>
+              <w:rPr>
+                <w:rFonts w:ascii="Courier New" w:hAnsi="Courier New" w:eastAsia="NanumGothicCoding"/>
+                <w:sz w:val="18"/>
+                <w:szCs w:val="18"/>
+              </w:rPr>
+              <w:t xml:space="preserve">│  연간 심사    │     │  개별 심사    │     │  심사원 배정  │</w:t>
+            </w:r>
+          </w:p>
+          <w:p>
+            <w:pPr>
+              <w:spacing w:before="0" w:after="0" w:line="240" w:lineRule="auto"/>
+            </w:pPr>
+            <w:r>
+              <w:rPr>
+                <w:rFonts w:ascii="Courier New" w:hAnsi="Courier New" w:eastAsia="NanumGothicCoding"/>
+                <w:sz w:val="18"/>
+                <w:szCs w:val="18"/>
+              </w:rPr>
+              <w:t xml:space="preserve">│  프로그램     │────→│  계획 수립   │────→│  (독립성 확인)│</w:t>
+            </w:r>
+          </w:p>
+          <w:p>
+            <w:pPr>
+              <w:spacing w:before="0" w:after="0" w:line="240" w:lineRule="auto"/>
+            </w:pPr>
+            <w:r>
+              <w:rPr>
+                <w:rFonts w:ascii="Courier New" w:hAnsi="Courier New" w:eastAsia="NanumGothicCoding"/>
+                <w:sz w:val="18"/>
+                <w:szCs w:val="18"/>
+              </w:rPr>
+              <w:t xml:space="preserve">│  (QMR 승인)  │     │  (2주 전)    │     │              │</w:t>
+            </w:r>
+          </w:p>
+          <w:p>
+            <w:pPr>
+              <w:spacing w:before="0" w:after="0" w:line="240" w:lineRule="auto"/>
+            </w:pPr>
+            <w:r>
+              <w:rPr>
+                <w:rFonts w:ascii="Courier New" w:hAnsi="Courier New" w:eastAsia="NanumGothicCoding"/>
+                <w:sz w:val="18"/>
+                <w:szCs w:val="18"/>
+              </w:rPr>
+              <w:t xml:space="preserve">└──────────────┘     └──────────────┘     └──────────────┘</w:t>
+            </w:r>
+          </w:p>
+          <w:p>
+            <w:pPr>
+              <w:spacing w:before="0" w:after="0" w:line="240" w:lineRule="auto"/>
+            </w:pPr>
+            <w:r>
+              <w:rPr>
+                <w:rFonts w:ascii="Courier New" w:hAnsi="Courier New" w:eastAsia="NanumGothicCoding"/>
+                <w:sz w:val="18"/>
+                <w:szCs w:val="18"/>
+              </w:rPr>
+              <w:t xml:space="preserve">                                                │</w:t>
+            </w:r>
+          </w:p>
+          <w:p>
+            <w:pPr>
+              <w:spacing w:before="0" w:after="0" w:line="240" w:lineRule="auto"/>
+            </w:pPr>
+            <w:r>
+              <w:rPr>
+                <w:rFonts w:ascii="Courier New" w:hAnsi="Courier New" w:eastAsia="NanumGothicCoding"/>
+                <w:sz w:val="18"/>
+                <w:szCs w:val="18"/>
+              </w:rPr>
+              <w:t xml:space="preserve">                         ┌──────────────────────┘</w:t>
+            </w:r>
+          </w:p>
+          <w:p>
+            <w:pPr>
+              <w:spacing w:before="0" w:after="0" w:line="240" w:lineRule="auto"/>
+            </w:pPr>
+            <w:r>
+              <w:rPr>
+                <w:rFonts w:ascii="Courier New" w:hAnsi="Courier New" w:eastAsia="NanumGothicCoding"/>
+                <w:sz w:val="18"/>
+                <w:szCs w:val="18"/>
+              </w:rPr>
+              <w:t xml:space="preserve">                         ▼</w:t>
+            </w:r>
+          </w:p>
+          <w:p>
+            <w:pPr>
+              <w:spacing w:before="0" w:after="0" w:line="240" w:lineRule="auto"/>
+            </w:pPr>
+            <w:r>
+              <w:rPr>
+                <w:rFonts w:ascii="Courier New" w:hAnsi="Courier New" w:eastAsia="NanumGothicCoding"/>
+                <w:sz w:val="18"/>
+                <w:szCs w:val="18"/>
+              </w:rPr>
+              <w:t xml:space="preserve">                  ┌──────────────┐</w:t>
+            </w:r>
+          </w:p>
+          <w:p>
+            <w:pPr>
+              <w:spacing w:before="0" w:after="0" w:line="240" w:lineRule="auto"/>
+            </w:pPr>
+            <w:r>
+              <w:rPr>
+                <w:rFonts w:ascii="Courier New" w:hAnsi="Courier New" w:eastAsia="NanumGothicCoding"/>
+                <w:sz w:val="18"/>
+                <w:szCs w:val="18"/>
+              </w:rPr>
+              <w:t xml:space="preserve">                  │  심사 준비    │</w:t>
+            </w:r>
+          </w:p>
+          <w:p>
+            <w:pPr>
+              <w:spacing w:before="0" w:after="0" w:line="240" w:lineRule="auto"/>
+            </w:pPr>
+            <w:r>
+              <w:rPr>
+                <w:rFonts w:ascii="Courier New" w:hAnsi="Courier New" w:eastAsia="NanumGothicCoding"/>
+                <w:sz w:val="18"/>
+                <w:szCs w:val="18"/>
+              </w:rPr>
+              <w:t xml:space="preserve">                  │  (체크리스트) │</w:t>
+            </w:r>
+          </w:p>
+          <w:p>
+            <w:pPr>
+              <w:spacing w:before="0" w:after="0" w:line="240" w:lineRule="auto"/>
+            </w:pPr>
+            <w:r>
+              <w:rPr>
+                <w:rFonts w:ascii="Courier New" w:hAnsi="Courier New" w:eastAsia="NanumGothicCoding"/>
+                <w:sz w:val="18"/>
+                <w:szCs w:val="18"/>
+              </w:rPr>
+              <w:t xml:space="preserve">                  └──────────────┘</w:t>
+            </w:r>
+          </w:p>
+          <w:p>
+            <w:pPr>
+              <w:spacing w:before="0" w:after="0" w:line="240" w:lineRule="auto"/>
+            </w:pPr>
+            <w:r>
+              <w:rPr>
+                <w:rFonts w:ascii="Courier New" w:hAnsi="Courier New" w:eastAsia="NanumGothicCoding"/>
+                <w:sz w:val="18"/>
+                <w:szCs w:val="18"/>
+              </w:rPr>
+              <w:t xml:space="preserve">                         │</w:t>
+            </w:r>
+          </w:p>
+          <w:p>
+            <w:pPr>
+              <w:spacing w:before="0" w:after="0" w:line="240" w:lineRule="auto"/>
+            </w:pPr>
+            <w:r>
+              <w:rPr>
+                <w:rFonts w:ascii="Courier New" w:hAnsi="Courier New" w:eastAsia="NanumGothicCoding"/>
+                <w:sz w:val="18"/>
+                <w:szCs w:val="18"/>
+              </w:rPr>
+              <w:t xml:space="preserve">                         ▼</w:t>
+            </w:r>
+          </w:p>
+          <w:p>
+            <w:pPr>
+              <w:spacing w:before="0" w:after="0" w:line="240" w:lineRule="auto"/>
+            </w:pPr>
+            <w:r>
+              <w:rPr>
+                <w:rFonts w:ascii="Courier New" w:hAnsi="Courier New" w:eastAsia="NanumGothicCoding"/>
+                <w:sz w:val="18"/>
+                <w:szCs w:val="18"/>
+              </w:rPr>
+              <w:t xml:space="preserve">                  ┌──────────────┐</w:t>
+            </w:r>
+          </w:p>
+          <w:p>
+            <w:pPr>
+              <w:spacing w:before="0" w:after="0" w:line="240" w:lineRule="auto"/>
+            </w:pPr>
+            <w:r>
+              <w:rPr>
+                <w:rFonts w:ascii="Courier New" w:hAnsi="Courier New" w:eastAsia="NanumGothicCoding"/>
+                <w:sz w:val="18"/>
+                <w:szCs w:val="18"/>
+              </w:rPr>
+              <w:t xml:space="preserve">                  │  시작 회의    │</w:t>
+            </w:r>
+          </w:p>
+          <w:p>
+            <w:pPr>
+              <w:spacing w:before="0" w:after="0" w:line="240" w:lineRule="auto"/>
+            </w:pPr>
+            <w:r>
+              <w:rPr>
+                <w:rFonts w:ascii="Courier New" w:hAnsi="Courier New" w:eastAsia="NanumGothicCoding"/>
+                <w:sz w:val="18"/>
+                <w:szCs w:val="18"/>
+              </w:rPr>
+              <w:t xml:space="preserve">                  └──────────────┘</w:t>
+            </w:r>
+          </w:p>
+          <w:p>
+            <w:pPr>
+              <w:spacing w:before="0" w:after="0" w:line="240" w:lineRule="auto"/>
+            </w:pPr>
+            <w:r>
+              <w:rPr>
+                <w:rFonts w:ascii="Courier New" w:hAnsi="Courier New" w:eastAsia="NanumGothicCoding"/>
+                <w:sz w:val="18"/>
+                <w:szCs w:val="18"/>
+              </w:rPr>
+              <w:t xml:space="preserve">                         │</w:t>
+            </w:r>
+          </w:p>
+          <w:p>
+            <w:pPr>
+              <w:spacing w:before="0" w:after="0" w:line="240" w:lineRule="auto"/>
+            </w:pPr>
+            <w:r>
+              <w:rPr>
+                <w:rFonts w:ascii="Courier New" w:hAnsi="Courier New" w:eastAsia="NanumGothicCoding"/>
+                <w:sz w:val="18"/>
+                <w:szCs w:val="18"/>
+              </w:rPr>
+              <w:t xml:space="preserve">                         ▼</w:t>
+            </w:r>
+          </w:p>
+          <w:p>
+            <w:pPr>
+              <w:spacing w:before="0" w:after="0" w:line="240" w:lineRule="auto"/>
+            </w:pPr>
+            <w:r>
+              <w:rPr>
+                <w:rFonts w:ascii="Courier New" w:hAnsi="Courier New" w:eastAsia="NanumGothicCoding"/>
+                <w:sz w:val="18"/>
+                <w:szCs w:val="18"/>
+              </w:rPr>
+              <w:t xml:space="preserve">                  ┌──────────────┐</w:t>
+            </w:r>
+          </w:p>
+          <w:p>
+            <w:pPr>
+              <w:spacing w:before="0" w:after="0" w:line="240" w:lineRule="auto"/>
+            </w:pPr>
+            <w:r>
+              <w:rPr>
+                <w:rFonts w:ascii="Courier New" w:hAnsi="Courier New" w:eastAsia="NanumGothicCoding"/>
+                <w:sz w:val="18"/>
+                <w:szCs w:val="18"/>
+              </w:rPr>
+              <w:t xml:space="preserve">                  │  현장 심사    │</w:t>
+            </w:r>
+          </w:p>
+          <w:p>
+            <w:pPr>
+              <w:spacing w:before="0" w:after="0" w:line="240" w:lineRule="auto"/>
+            </w:pPr>
+            <w:r>
+              <w:rPr>
+                <w:rFonts w:ascii="Courier New" w:hAnsi="Courier New" w:eastAsia="NanumGothicCoding"/>
+                <w:sz w:val="18"/>
+                <w:szCs w:val="18"/>
+              </w:rPr>
+              <w:t xml:space="preserve">                  │  (증거 수집)  │</w:t>
+            </w:r>
+          </w:p>
+          <w:p>
+            <w:pPr>
+              <w:spacing w:before="0" w:after="0" w:line="240" w:lineRule="auto"/>
+            </w:pPr>
+            <w:r>
+              <w:rPr>
+                <w:rFonts w:ascii="Courier New" w:hAnsi="Courier New" w:eastAsia="NanumGothicCoding"/>
+                <w:sz w:val="18"/>
+                <w:szCs w:val="18"/>
+              </w:rPr>
+              <w:t xml:space="preserve">                  └──────────────┘</w:t>
+            </w:r>
+          </w:p>
+          <w:p>
+            <w:pPr>
+              <w:spacing w:before="0" w:after="0" w:line="240" w:lineRule="auto"/>
+            </w:pPr>
+            <w:r>
+              <w:rPr>
+                <w:rFonts w:ascii="Courier New" w:hAnsi="Courier New" w:eastAsia="NanumGothicCoding"/>
+                <w:sz w:val="18"/>
+                <w:szCs w:val="18"/>
+              </w:rPr>
+              <w:t xml:space="preserve">                         │</w:t>
+            </w:r>
+          </w:p>
+          <w:p>
+            <w:pPr>
+              <w:spacing w:before="0" w:after="0" w:line="240" w:lineRule="auto"/>
+            </w:pPr>
+            <w:r>
+              <w:rPr>
+                <w:rFonts w:ascii="Courier New" w:hAnsi="Courier New" w:eastAsia="NanumGothicCoding"/>
+                <w:sz w:val="18"/>
+                <w:szCs w:val="18"/>
+              </w:rPr>
+              <w:t xml:space="preserve">                         ▼</w:t>
+            </w:r>
+          </w:p>
+          <w:p>
+            <w:pPr>
+              <w:spacing w:before="0" w:after="0" w:line="240" w:lineRule="auto"/>
+            </w:pPr>
+            <w:r>
+              <w:rPr>
+                <w:rFonts w:ascii="Courier New" w:hAnsi="Courier New" w:eastAsia="NanumGothicCoding"/>
+                <w:sz w:val="18"/>
+                <w:szCs w:val="18"/>
+              </w:rPr>
+              <w:t xml:space="preserve">                  ┌──────────────┐</w:t>
+            </w:r>
+          </w:p>
+          <w:p>
+            <w:pPr>
+              <w:spacing w:before="0" w:after="0" w:line="240" w:lineRule="auto"/>
+            </w:pPr>
+            <w:r>
+              <w:rPr>
+                <w:rFonts w:ascii="Courier New" w:hAnsi="Courier New" w:eastAsia="NanumGothicCoding"/>
+                <w:sz w:val="18"/>
+                <w:szCs w:val="18"/>
+              </w:rPr>
+              <w:t xml:space="preserve">                  │  종료 회의    │</w:t>
+            </w:r>
+          </w:p>
+          <w:p>
+            <w:pPr>
+              <w:spacing w:before="0" w:after="0" w:line="240" w:lineRule="auto"/>
+            </w:pPr>
+            <w:r>
+              <w:rPr>
+                <w:rFonts w:ascii="Courier New" w:hAnsi="Courier New" w:eastAsia="NanumGothicCoding"/>
+                <w:sz w:val="18"/>
+                <w:szCs w:val="18"/>
+              </w:rPr>
+              <w:t xml:space="preserve">                  │  (결과 발표)  │</w:t>
+            </w:r>
+          </w:p>
+          <w:p>
+            <w:pPr>
+              <w:spacing w:before="0" w:after="0" w:line="240" w:lineRule="auto"/>
+            </w:pPr>
+            <w:r>
+              <w:rPr>
+                <w:rFonts w:ascii="Courier New" w:hAnsi="Courier New" w:eastAsia="NanumGothicCoding"/>
+                <w:sz w:val="18"/>
+                <w:szCs w:val="18"/>
+              </w:rPr>
+              <w:t xml:space="preserve">                  └──────────────┘</w:t>
+            </w:r>
+          </w:p>
+          <w:p>
+            <w:pPr>
+              <w:spacing w:before="0" w:after="0" w:line="240" w:lineRule="auto"/>
+            </w:pPr>
+            <w:r>
+              <w:rPr>
+                <w:rFonts w:ascii="Courier New" w:hAnsi="Courier New" w:eastAsia="NanumGothicCoding"/>
+                <w:sz w:val="18"/>
+                <w:szCs w:val="18"/>
+              </w:rPr>
+              <w:t xml:space="preserve">                         │</w:t>
+            </w:r>
+          </w:p>
+          <w:p>
+            <w:pPr>
+              <w:spacing w:before="0" w:after="0" w:line="240" w:lineRule="auto"/>
+            </w:pPr>
+            <w:r>
+              <w:rPr>
+                <w:rFonts w:ascii="Courier New" w:hAnsi="Courier New" w:eastAsia="NanumGothicCoding"/>
+                <w:sz w:val="18"/>
+                <w:szCs w:val="18"/>
+              </w:rPr>
+              <w:t xml:space="preserve">                         ▼</w:t>
+            </w:r>
+          </w:p>
+          <w:p>
+            <w:pPr>
+              <w:spacing w:before="0" w:after="0" w:line="240" w:lineRule="auto"/>
+            </w:pPr>
+            <w:r>
+              <w:rPr>
+                <w:rFonts w:ascii="Courier New" w:hAnsi="Courier New" w:eastAsia="NanumGothicCoding"/>
+                <w:sz w:val="18"/>
+                <w:szCs w:val="18"/>
+              </w:rPr>
+              <w:t xml:space="preserve">                  ┌──────────────┐     ┌──────────────┐</w:t>
+            </w:r>
+          </w:p>
+          <w:p>
+            <w:pPr>
+              <w:spacing w:before="0" w:after="0" w:line="240" w:lineRule="auto"/>
+            </w:pPr>
+            <w:r>
+              <w:rPr>
+                <w:rFonts w:ascii="Courier New" w:hAnsi="Courier New" w:eastAsia="NanumGothicCoding"/>
+                <w:sz w:val="18"/>
+                <w:szCs w:val="18"/>
+              </w:rPr>
+              <w:t xml:space="preserve">                  │  심사 보고서  │────→│  CAR 발행     │</w:t>
+            </w:r>
+          </w:p>
+          <w:p>
+            <w:pPr>
+              <w:spacing w:before="0" w:after="0" w:line="240" w:lineRule="auto"/>
+            </w:pPr>
+            <w:r>
+              <w:rPr>
+                <w:rFonts w:ascii="Courier New" w:hAnsi="Courier New" w:eastAsia="NanumGothicCoding"/>
+                <w:sz w:val="18"/>
+                <w:szCs w:val="18"/>
+              </w:rPr>
+              <w:t xml:space="preserve">                  │  작성 (5일)  │     │  (NC 건)      │</w:t>
+            </w:r>
+          </w:p>
+          <w:p>
+            <w:pPr>
+              <w:spacing w:before="0" w:after="0" w:line="240" w:lineRule="auto"/>
+            </w:pPr>
+            <w:r>
+              <w:rPr>
+                <w:rFonts w:ascii="Courier New" w:hAnsi="Courier New" w:eastAsia="NanumGothicCoding"/>
+                <w:sz w:val="18"/>
+                <w:szCs w:val="18"/>
+              </w:rPr>
+              <w:t xml:space="preserve">                  └──────────────┘     └──────────────┘</w:t>
+            </w:r>
+          </w:p>
+          <w:p>
+            <w:pPr>
+              <w:spacing w:before="0" w:after="0" w:line="240" w:lineRule="auto"/>
+            </w:pPr>
+            <w:r>
+              <w:rPr>
+                <w:rFonts w:ascii="Courier New" w:hAnsi="Courier New" w:eastAsia="NanumGothicCoding"/>
+                <w:sz w:val="18"/>
+                <w:szCs w:val="18"/>
+              </w:rPr>
+              <w:t xml:space="preserve">                                              │</w:t>
+            </w:r>
+          </w:p>
+          <w:p>
+            <w:pPr>
+              <w:spacing w:before="0" w:after="0" w:line="240" w:lineRule="auto"/>
+            </w:pPr>
+            <w:r>
+              <w:rPr>
+                <w:rFonts w:ascii="Courier New" w:hAnsi="Courier New" w:eastAsia="NanumGothicCoding"/>
+                <w:sz w:val="18"/>
+                <w:szCs w:val="18"/>
+              </w:rPr>
+              <w:t xml:space="preserve">                                              ▼</w:t>
+            </w:r>
+          </w:p>
+          <w:p>
+            <w:pPr>
+              <w:spacing w:before="0" w:after="0" w:line="240" w:lineRule="auto"/>
+            </w:pPr>
+            <w:r>
+              <w:rPr>
+                <w:rFonts w:ascii="Courier New" w:hAnsi="Courier New" w:eastAsia="NanumGothicCoding"/>
+                <w:sz w:val="18"/>
+                <w:szCs w:val="18"/>
+              </w:rPr>
+              <w:t xml:space="preserve">                                       ┌──────────────┐</w:t>
+            </w:r>
+          </w:p>
+          <w:p>
+            <w:pPr>
+              <w:spacing w:before="0" w:after="0" w:line="240" w:lineRule="auto"/>
+            </w:pPr>
+            <w:r>
+              <w:rPr>
+                <w:rFonts w:ascii="Courier New" w:hAnsi="Courier New" w:eastAsia="NanumGothicCoding"/>
+                <w:sz w:val="18"/>
+                <w:szCs w:val="18"/>
+              </w:rPr>
+              <w:t xml:space="preserve">                                       │  시정조치     │</w:t>
+            </w:r>
+          </w:p>
+          <w:p>
+            <w:pPr>
+              <w:spacing w:before="0" w:after="0" w:line="240" w:lineRule="auto"/>
+            </w:pPr>
+            <w:r>
+              <w:rPr>
+                <w:rFonts w:ascii="Courier New" w:hAnsi="Courier New" w:eastAsia="NanumGothicCoding"/>
+                <w:sz w:val="18"/>
+                <w:szCs w:val="18"/>
+              </w:rPr>
+              <w:t xml:space="preserve">                                       │  유효성 확인  │</w:t>
+            </w:r>
+          </w:p>
+          <w:p>
+            <w:pPr>
+              <w:spacing w:before="0" w:after="0" w:line="240" w:lineRule="auto"/>
+            </w:pPr>
+            <w:r>
+              <w:rPr>
+                <w:rFonts w:ascii="Courier New" w:hAnsi="Courier New" w:eastAsia="NanumGothicCoding"/>
+                <w:sz w:val="18"/>
+                <w:szCs w:val="18"/>
+              </w:rPr>
+              <w:t xml:space="preserve">                                       └──────────────┘</w:t>
+            </w:r>
+          </w:p>
+          <w:p>
+            <w:pPr>
+              <w:spacing w:before="0" w:after="0" w:line="240" w:lineRule="auto"/>
+            </w:pPr>
+            <w:r>
+              <w:rPr>
+                <w:rFonts w:ascii="Courier New" w:hAnsi="Courier New" w:eastAsia="NanumGothicCoding"/>
+                <w:sz w:val="18"/>
+                <w:szCs w:val="18"/>
+              </w:rPr>
+              <w:t xml:space="preserve">                                              │</w:t>
+            </w:r>
+          </w:p>
+          <w:p>
+            <w:pPr>
+              <w:spacing w:before="0" w:after="0" w:line="240" w:lineRule="auto"/>
+            </w:pPr>
+            <w:r>
+              <w:rPr>
+                <w:rFonts w:ascii="Courier New" w:hAnsi="Courier New" w:eastAsia="NanumGothicCoding"/>
+                <w:sz w:val="18"/>
+                <w:szCs w:val="18"/>
+              </w:rPr>
+              <w:t xml:space="preserve">                                              ▼</w:t>
+            </w:r>
+          </w:p>
+          <w:p>
+            <w:pPr>
+              <w:spacing w:before="0" w:after="0" w:line="240" w:lineRule="auto"/>
+            </w:pPr>
+            <w:r>
+              <w:rPr>
+                <w:rFonts w:ascii="Courier New" w:hAnsi="Courier New" w:eastAsia="NanumGothicCoding"/>
+                <w:sz w:val="18"/>
+                <w:szCs w:val="18"/>
+              </w:rPr>
+              <w:t xml:space="preserve">                                       ┌──────────────┐</w:t>
+            </w:r>
+          </w:p>
+          <w:p>
+            <w:pPr>
+              <w:spacing w:before="0" w:after="0" w:line="240" w:lineRule="auto"/>
+            </w:pPr>
+            <w:r>
+              <w:rPr>
+                <w:rFonts w:ascii="Courier New" w:hAnsi="Courier New" w:eastAsia="NanumGothicCoding"/>
+                <w:sz w:val="18"/>
+                <w:szCs w:val="18"/>
+              </w:rPr>
+              <w:t xml:space="preserve">                                       │  경영검토     │</w:t>
+            </w:r>
+          </w:p>
+          <w:p>
+            <w:pPr>
+              <w:spacing w:before="0" w:after="0" w:line="240" w:lineRule="auto"/>
+            </w:pPr>
+            <w:r>
+              <w:rPr>
+                <w:rFonts w:ascii="Courier New" w:hAnsi="Courier New" w:eastAsia="NanumGothicCoding"/>
+                <w:sz w:val="18"/>
+                <w:szCs w:val="18"/>
+              </w:rPr>
+              <w:t xml:space="preserve">                                       │  보고 (QP-904)│</w:t>
+            </w:r>
+          </w:p>
+          <w:p>
+            <w:pPr>
+              <w:spacing w:before="0" w:after="0" w:line="240" w:lineRule="auto"/>
+            </w:pPr>
+            <w:r>
+              <w:rPr>
+                <w:rFonts w:ascii="Courier New" w:hAnsi="Courier New" w:eastAsia="NanumGothicCoding"/>
+                <w:sz w:val="18"/>
+                <w:szCs w:val="18"/>
+              </w:rPr>
+              <w:t xml:space="preserve">                                       └──────────────┘</w:t>
+            </w:r>
+          </w:p>
+        </w:tc>
+      </w:tr>
+    </w:tbl>
     <w:p>
       <w:pPr>
         <w:pStyle w:val="FirstParagraph"/>
@@ -8885,8 +8968,8 @@
     <w:rPrDefault>
       <w:rPr>
         <w:rFonts w:asciiTheme="minorHAnsi" w:cstheme="minorBidi" w:eastAsiaTheme="minorEastAsia" w:hAnsiTheme="minorHAnsi"/>
-        <w:sz w:val="24"/>
-        <w:szCs w:val="24"/>
+        <w:sz w:val="20"/>
+        <w:szCs w:val="20"/>
         <w:lang w:bidi="ar-SA" w:eastAsia="zh-CN" w:val="en-US"/>
       </w:rPr>
     </w:rPrDefault>
@@ -8954,8 +9037,8 @@
     </w:pPr>
     <w:rPr>
       <w:rFonts w:asciiTheme="majorHAnsi" w:cstheme="majorBidi" w:eastAsiaTheme="majorEastAsia" w:hAnsiTheme="majorHAnsi"/>
-      <w:sz w:val="56"/>
-      <w:szCs w:val="56"/>
+      <w:sz w:val="44"/>
+      <w:szCs w:val="44"/>
     </w:rPr>
   </w:style>
   <w:style w:customStyle="1" w:styleId="TitleChar" w:type="character">
@@ -8966,8 +9049,8 @@
     <w:rsid w:val="00A10FD9"/>
     <w:rPr>
       <w:rFonts w:asciiTheme="majorHAnsi" w:cstheme="majorBidi" w:eastAsiaTheme="majorEastAsia" w:hAnsiTheme="majorHAnsi"/>
-      <w:sz w:val="56"/>
-      <w:szCs w:val="56"/>
+      <w:sz w:val="44"/>
+      <w:szCs w:val="44"/>
     </w:rPr>
   </w:style>
   <w:style w:styleId="Subtitle" w:type="paragraph">
@@ -9089,8 +9172,8 @@
     <w:rPr>
       <w:rFonts w:asciiTheme="majorHAnsi" w:cstheme="majorBidi" w:eastAsiaTheme="majorEastAsia" w:hAnsiTheme="majorHAnsi"/>
       <w:color w:themeColor="accent1" w:themeShade="BF" w:val="0F4761"/>
-      <w:sz w:val="40"/>
-      <w:szCs w:val="40"/>
+      <w:sz w:val="32"/>
+      <w:szCs w:val="32"/>
     </w:rPr>
   </w:style>
   <w:style w:styleId="Heading2" w:type="paragraph">
@@ -9280,8 +9363,8 @@
     <w:rPr>
       <w:rFonts w:asciiTheme="majorHAnsi" w:cstheme="majorBidi" w:eastAsiaTheme="majorEastAsia" w:hAnsiTheme="majorHAnsi"/>
       <w:color w:themeColor="accent1" w:themeShade="BF" w:val="0F4761"/>
-      <w:sz w:val="40"/>
-      <w:szCs w:val="40"/>
+      <w:sz w:val="32"/>
+      <w:szCs w:val="32"/>
     </w:rPr>
   </w:style>
   <w:style w:customStyle="1" w:styleId="Heading2Char" w:type="character">
